--- a/Document/district var/Dossier de Présentation - IA SPORT VISION.docx
+++ b/Document/district var/Dossier de Présentation - IA SPORT VISION.docx
@@ -773,7 +773,15 @@
         <w:t>Nom :</w:t>
       </w:r>
       <w:r>
-        <w:t xml:space="preserve"> Margoum Sofian</w:t>
+        <w:t xml:space="preserve"> </w:t>
+      </w:r>
+      <w:proofErr w:type="spellStart"/>
+      <w:r>
+        <w:t>Margoum</w:t>
+      </w:r>
+      <w:proofErr w:type="spellEnd"/>
+      <w:r>
+        <w:t xml:space="preserve"> Sofian</w:t>
       </w:r>
       <w:r>
         <w:t xml:space="preserve"> </w:t>
@@ -800,12 +808,21 @@
         <w:ind w:left="360"/>
         <w:jc w:val="right"/>
       </w:pPr>
-      <w:r>
-        <w:rPr>
-          <w:b/>
-          <w:bCs/>
-        </w:rPr>
-        <w:t>Email :</w:t>
+      <w:proofErr w:type="gramStart"/>
+      <w:r>
+        <w:rPr>
+          <w:b/>
+          <w:bCs/>
+        </w:rPr>
+        <w:t>Email</w:t>
+      </w:r>
+      <w:proofErr w:type="gramEnd"/>
+      <w:r>
+        <w:rPr>
+          <w:b/>
+          <w:bCs/>
+        </w:rPr>
+        <w:t xml:space="preserve"> :</w:t>
       </w:r>
       <w:r>
         <w:t xml:space="preserve"> </w:t>
@@ -1145,8 +1162,114 @@
           <w:sz w:val="28"/>
           <w:szCs w:val="28"/>
         </w:rPr>
-        <w:t>Conclusion</w:t>
-      </w:r>
+        <w:t>Encadrement Juridique et Garanties Apportées à la Commune</w:t>
+      </w:r>
+    </w:p>
+    <w:p>
+      <w:pPr>
+        <w:numPr>
+          <w:ilvl w:val="1"/>
+          <w:numId w:val="14"/>
+        </w:numPr>
+        <w:rPr>
+          <w:sz w:val="28"/>
+          <w:szCs w:val="28"/>
+        </w:rPr>
+      </w:pPr>
+      <w:r>
+        <w:rPr>
+          <w:sz w:val="28"/>
+          <w:szCs w:val="28"/>
+        </w:rPr>
+        <w:t>Nature de la Captation</w:t>
+      </w:r>
+    </w:p>
+    <w:p>
+      <w:pPr>
+        <w:numPr>
+          <w:ilvl w:val="1"/>
+          <w:numId w:val="14"/>
+        </w:numPr>
+        <w:rPr>
+          <w:sz w:val="28"/>
+          <w:szCs w:val="28"/>
+        </w:rPr>
+      </w:pPr>
+      <w:r>
+        <w:rPr>
+          <w:sz w:val="28"/>
+          <w:szCs w:val="28"/>
+        </w:rPr>
+        <w:t>Absence de Données Personnelles Identifiables</w:t>
+      </w:r>
+    </w:p>
+    <w:p>
+      <w:pPr>
+        <w:numPr>
+          <w:ilvl w:val="1"/>
+          <w:numId w:val="14"/>
+        </w:numPr>
+        <w:rPr>
+          <w:sz w:val="28"/>
+          <w:szCs w:val="28"/>
+        </w:rPr>
+      </w:pPr>
+      <w:r>
+        <w:rPr>
+          <w:sz w:val="28"/>
+          <w:szCs w:val="28"/>
+        </w:rPr>
+        <w:t>Cadre Sportif Officiel</w:t>
+      </w:r>
+    </w:p>
+    <w:p>
+      <w:pPr>
+        <w:numPr>
+          <w:ilvl w:val="1"/>
+          <w:numId w:val="14"/>
+        </w:numPr>
+        <w:rPr>
+          <w:sz w:val="28"/>
+          <w:szCs w:val="28"/>
+        </w:rPr>
+      </w:pPr>
+      <w:r>
+        <w:rPr>
+          <w:sz w:val="28"/>
+          <w:szCs w:val="28"/>
+        </w:rPr>
+        <w:t>Responsabilité et Engagement</w:t>
+      </w:r>
+    </w:p>
+    <w:p>
+      <w:pPr>
+        <w:numPr>
+          <w:ilvl w:val="1"/>
+          <w:numId w:val="14"/>
+        </w:numPr>
+        <w:rPr>
+          <w:sz w:val="28"/>
+          <w:szCs w:val="28"/>
+        </w:rPr>
+      </w:pPr>
+      <w:r>
+        <w:rPr>
+          <w:sz w:val="28"/>
+          <w:szCs w:val="28"/>
+        </w:rPr>
+        <w:t>Finalité du Dispositif</w:t>
+      </w:r>
+    </w:p>
+    <w:p>
+      <w:pPr>
+        <w:ind w:left="720"/>
+        <w:rPr>
+          <w:b/>
+          <w:bCs/>
+          <w:sz w:val="28"/>
+          <w:szCs w:val="28"/>
+        </w:rPr>
+      </w:pPr>
     </w:p>
     <w:p>
       <w:pPr>
@@ -1168,6 +1291,29 @@
           <w:sz w:val="28"/>
           <w:szCs w:val="28"/>
         </w:rPr>
+        <w:t>Conclusion</w:t>
+      </w:r>
+    </w:p>
+    <w:p>
+      <w:pPr>
+        <w:numPr>
+          <w:ilvl w:val="0"/>
+          <w:numId w:val="14"/>
+        </w:numPr>
+        <w:rPr>
+          <w:b/>
+          <w:bCs/>
+          <w:sz w:val="28"/>
+          <w:szCs w:val="28"/>
+        </w:rPr>
+      </w:pPr>
+      <w:r>
+        <w:rPr>
+          <w:b/>
+          <w:bCs/>
+          <w:sz w:val="28"/>
+          <w:szCs w:val="28"/>
+        </w:rPr>
         <w:t>Annexe 1 : Visuels du Projet</w:t>
       </w:r>
     </w:p>
@@ -1505,8 +1651,19 @@
           <w:sz w:val="24"/>
           <w:szCs w:val="24"/>
         </w:rPr>
-        <w:t>Caméras Hikvision</w:t>
-      </w:r>
+        <w:t xml:space="preserve">Caméras </w:t>
+      </w:r>
+      <w:proofErr w:type="spellStart"/>
+      <w:r>
+        <w:rPr>
+          <w:b/>
+          <w:bCs/>
+          <w:sz w:val="24"/>
+          <w:szCs w:val="24"/>
+        </w:rPr>
+        <w:t>Hikvision</w:t>
+      </w:r>
+      <w:proofErr w:type="spellEnd"/>
       <w:r>
         <w:rPr>
           <w:sz w:val="24"/>
@@ -1617,7 +1774,39 @@
           <w:sz w:val="24"/>
           <w:szCs w:val="24"/>
         </w:rPr>
-        <w:t xml:space="preserve"> : Google Cloud Platform, Vertex AI, App Engine, Node.js (backend), React &amp; React Native (frontend).</w:t>
+        <w:t xml:space="preserve"> : Google Cloud Platform, Vertex AI, App Engine, Node.js (backend), </w:t>
+      </w:r>
+      <w:proofErr w:type="spellStart"/>
+      <w:r>
+        <w:rPr>
+          <w:sz w:val="24"/>
+          <w:szCs w:val="24"/>
+        </w:rPr>
+        <w:t>React</w:t>
+      </w:r>
+      <w:proofErr w:type="spellEnd"/>
+      <w:r>
+        <w:rPr>
+          <w:sz w:val="24"/>
+          <w:szCs w:val="24"/>
+        </w:rPr>
+        <w:t xml:space="preserve"> &amp; </w:t>
+      </w:r>
+      <w:proofErr w:type="spellStart"/>
+      <w:r>
+        <w:rPr>
+          <w:sz w:val="24"/>
+          <w:szCs w:val="24"/>
+        </w:rPr>
+        <w:t>React</w:t>
+      </w:r>
+      <w:proofErr w:type="spellEnd"/>
+      <w:r>
+        <w:rPr>
+          <w:sz w:val="24"/>
+          <w:szCs w:val="24"/>
+        </w:rPr>
+        <w:t xml:space="preserve"> Native (frontend).</w:t>
       </w:r>
     </w:p>
     <w:p>
@@ -2656,33 +2845,1016 @@
           <w:szCs w:val="24"/>
         </w:rPr>
       </w:pPr>
-      <w:r>
-        <w:rPr>
-          <w:b/>
-          <w:bCs/>
-          <w:sz w:val="24"/>
-          <w:szCs w:val="24"/>
-        </w:rPr>
-        <w:br w:type="page"/>
-      </w:r>
-    </w:p>
-    <w:p>
-      <w:pPr>
-        <w:rPr>
-          <w:b/>
-          <w:bCs/>
-          <w:sz w:val="24"/>
-          <w:szCs w:val="24"/>
-        </w:rPr>
-      </w:pPr>
-      <w:r>
-        <w:rPr>
-          <w:b/>
-          <w:bCs/>
-          <w:sz w:val="24"/>
-          <w:szCs w:val="24"/>
+    </w:p>
+    <w:p>
+      <w:pPr>
+        <w:rPr>
+          <w:b/>
+          <w:bCs/>
+          <w:sz w:val="24"/>
+          <w:szCs w:val="24"/>
+        </w:rPr>
+      </w:pPr>
+    </w:p>
+    <w:p>
+      <w:pPr>
+        <w:rPr>
+          <w:b/>
+          <w:bCs/>
+          <w:sz w:val="24"/>
+          <w:szCs w:val="24"/>
+        </w:rPr>
+      </w:pPr>
+    </w:p>
+    <w:p>
+      <w:pPr>
+        <w:rPr>
+          <w:b/>
+          <w:bCs/>
+          <w:sz w:val="24"/>
+          <w:szCs w:val="24"/>
+        </w:rPr>
+      </w:pPr>
+    </w:p>
+    <w:p>
+      <w:pPr>
+        <w:rPr>
+          <w:b/>
+          <w:bCs/>
+          <w:sz w:val="28"/>
+          <w:szCs w:val="28"/>
+        </w:rPr>
+      </w:pPr>
+      <w:r>
+        <w:rPr>
+          <w:b/>
+          <w:bCs/>
+          <w:sz w:val="28"/>
+          <w:szCs w:val="28"/>
         </w:rPr>
         <w:lastRenderedPageBreak/>
+        <w:t xml:space="preserve">6. </w:t>
+      </w:r>
+      <w:r>
+        <w:rPr>
+          <w:b/>
+          <w:bCs/>
+          <w:sz w:val="28"/>
+          <w:szCs w:val="28"/>
+        </w:rPr>
+        <w:t>Encadrement Juridique et Garanties Apportées à la Commune</w:t>
+      </w:r>
+    </w:p>
+    <w:p>
+      <w:pPr>
+        <w:rPr>
+          <w:b/>
+          <w:bCs/>
+          <w:sz w:val="24"/>
+          <w:szCs w:val="24"/>
+        </w:rPr>
+      </w:pPr>
+      <w:r>
+        <w:rPr>
+          <w:b/>
+          <w:bCs/>
+          <w:sz w:val="24"/>
+          <w:szCs w:val="24"/>
+        </w:rPr>
+        <w:t>6</w:t>
+      </w:r>
+      <w:r>
+        <w:rPr>
+          <w:b/>
+          <w:bCs/>
+          <w:sz w:val="24"/>
+          <w:szCs w:val="24"/>
+        </w:rPr>
+        <w:t>.1 Nature de la Captation</w:t>
+      </w:r>
+    </w:p>
+    <w:p>
+      <w:pPr>
+        <w:rPr>
+          <w:sz w:val="24"/>
+          <w:szCs w:val="24"/>
+        </w:rPr>
+      </w:pPr>
+      <w:r>
+        <w:rPr>
+          <w:sz w:val="24"/>
+          <w:szCs w:val="24"/>
+        </w:rPr>
+        <w:t>Le dispositif de captation :</w:t>
+      </w:r>
+    </w:p>
+    <w:p>
+      <w:pPr>
+        <w:numPr>
+          <w:ilvl w:val="0"/>
+          <w:numId w:val="31"/>
+        </w:numPr>
+        <w:rPr>
+          <w:sz w:val="24"/>
+          <w:szCs w:val="24"/>
+        </w:rPr>
+      </w:pPr>
+      <w:r>
+        <w:rPr>
+          <w:sz w:val="24"/>
+          <w:szCs w:val="24"/>
+        </w:rPr>
+        <w:t>Filme exclusivement le terrain de jeu</w:t>
+      </w:r>
+    </w:p>
+    <w:p>
+      <w:pPr>
+        <w:numPr>
+          <w:ilvl w:val="0"/>
+          <w:numId w:val="31"/>
+        </w:numPr>
+        <w:rPr>
+          <w:sz w:val="24"/>
+          <w:szCs w:val="24"/>
+        </w:rPr>
+      </w:pPr>
+      <w:r>
+        <w:rPr>
+          <w:sz w:val="24"/>
+          <w:szCs w:val="24"/>
+        </w:rPr>
+        <w:t>Ne filme pas les tribunes ni le public</w:t>
+      </w:r>
+    </w:p>
+    <w:p>
+      <w:pPr>
+        <w:numPr>
+          <w:ilvl w:val="0"/>
+          <w:numId w:val="31"/>
+        </w:numPr>
+        <w:rPr>
+          <w:sz w:val="24"/>
+          <w:szCs w:val="24"/>
+        </w:rPr>
+      </w:pPr>
+      <w:r>
+        <w:rPr>
+          <w:sz w:val="24"/>
+          <w:szCs w:val="24"/>
+        </w:rPr>
+        <w:t>Fonctionne uniquement les jours de match</w:t>
+      </w:r>
+    </w:p>
+    <w:p>
+      <w:pPr>
+        <w:rPr>
+          <w:sz w:val="24"/>
+          <w:szCs w:val="24"/>
+        </w:rPr>
+      </w:pPr>
+      <w:r>
+        <w:rPr>
+          <w:sz w:val="24"/>
+          <w:szCs w:val="24"/>
+        </w:rPr>
+        <w:t>Les personnes filmées apparaissent sous forme de silhouettes non identifiables.</w:t>
+      </w:r>
+      <w:r>
+        <w:rPr>
+          <w:sz w:val="24"/>
+          <w:szCs w:val="24"/>
+        </w:rPr>
+        <w:br/>
+        <w:t>Aucun visage, numéro de maillot ou élément distinctif ne permet une identification directe ou indirecte.</w:t>
+      </w:r>
+    </w:p>
+    <w:p>
+      <w:pPr>
+        <w:rPr>
+          <w:b/>
+          <w:bCs/>
+          <w:sz w:val="24"/>
+          <w:szCs w:val="24"/>
+        </w:rPr>
+      </w:pPr>
+      <w:r>
+        <w:rPr>
+          <w:b/>
+          <w:bCs/>
+          <w:sz w:val="24"/>
+          <w:szCs w:val="24"/>
+        </w:rPr>
+        <w:t>6</w:t>
+      </w:r>
+      <w:r>
+        <w:rPr>
+          <w:b/>
+          <w:bCs/>
+          <w:sz w:val="24"/>
+          <w:szCs w:val="24"/>
+        </w:rPr>
+        <w:t>.2 Absence de Données Personnelles Identifiables</w:t>
+      </w:r>
+    </w:p>
+    <w:p>
+      <w:pPr>
+        <w:rPr>
+          <w:sz w:val="24"/>
+          <w:szCs w:val="24"/>
+        </w:rPr>
+      </w:pPr>
+      <w:r>
+        <w:rPr>
+          <w:sz w:val="24"/>
+          <w:szCs w:val="24"/>
+        </w:rPr>
+        <w:t>Le dispositif ne permet pas l’identification des joueurs :</w:t>
+      </w:r>
+    </w:p>
+    <w:p>
+      <w:pPr>
+        <w:numPr>
+          <w:ilvl w:val="0"/>
+          <w:numId w:val="32"/>
+        </w:numPr>
+        <w:rPr>
+          <w:sz w:val="24"/>
+          <w:szCs w:val="24"/>
+        </w:rPr>
+      </w:pPr>
+      <w:r>
+        <w:rPr>
+          <w:sz w:val="24"/>
+          <w:szCs w:val="24"/>
+        </w:rPr>
+        <w:t>Aucun gros plan</w:t>
+      </w:r>
+    </w:p>
+    <w:p>
+      <w:pPr>
+        <w:numPr>
+          <w:ilvl w:val="0"/>
+          <w:numId w:val="32"/>
+        </w:numPr>
+        <w:rPr>
+          <w:sz w:val="24"/>
+          <w:szCs w:val="24"/>
+        </w:rPr>
+      </w:pPr>
+      <w:r>
+        <w:rPr>
+          <w:sz w:val="24"/>
+          <w:szCs w:val="24"/>
+        </w:rPr>
+        <w:t>Aucun recadrage possible</w:t>
+      </w:r>
+    </w:p>
+    <w:p>
+      <w:pPr>
+        <w:numPr>
+          <w:ilvl w:val="0"/>
+          <w:numId w:val="32"/>
+        </w:numPr>
+        <w:rPr>
+          <w:sz w:val="24"/>
+          <w:szCs w:val="24"/>
+        </w:rPr>
+      </w:pPr>
+      <w:r>
+        <w:rPr>
+          <w:sz w:val="24"/>
+          <w:szCs w:val="24"/>
+        </w:rPr>
+        <w:t>Aucune reconnaissance faciale</w:t>
+      </w:r>
+    </w:p>
+    <w:p>
+      <w:pPr>
+        <w:numPr>
+          <w:ilvl w:val="0"/>
+          <w:numId w:val="32"/>
+        </w:numPr>
+        <w:rPr>
+          <w:sz w:val="24"/>
+          <w:szCs w:val="24"/>
+        </w:rPr>
+      </w:pPr>
+      <w:r>
+        <w:rPr>
+          <w:sz w:val="24"/>
+          <w:szCs w:val="24"/>
+        </w:rPr>
+        <w:t>Aucune analyse individualisée nominative</w:t>
+      </w:r>
+    </w:p>
+    <w:p>
+      <w:pPr>
+        <w:rPr>
+          <w:sz w:val="24"/>
+          <w:szCs w:val="24"/>
+        </w:rPr>
+      </w:pPr>
+      <w:r>
+        <w:rPr>
+          <w:sz w:val="24"/>
+          <w:szCs w:val="24"/>
+        </w:rPr>
+        <w:t>La captation correspond à un événement sportif collectif public, sans individualisation des participants.</w:t>
+      </w:r>
+    </w:p>
+    <w:p>
+      <w:pPr>
+        <w:rPr>
+          <w:b/>
+          <w:bCs/>
+          <w:sz w:val="24"/>
+          <w:szCs w:val="24"/>
+        </w:rPr>
+      </w:pPr>
+      <w:r>
+        <w:rPr>
+          <w:b/>
+          <w:bCs/>
+          <w:sz w:val="24"/>
+          <w:szCs w:val="24"/>
+        </w:rPr>
+        <w:t>6</w:t>
+      </w:r>
+      <w:r>
+        <w:rPr>
+          <w:b/>
+          <w:bCs/>
+          <w:sz w:val="24"/>
+          <w:szCs w:val="24"/>
+        </w:rPr>
+        <w:t>.3 Cadre Sportif Officiel</w:t>
+      </w:r>
+    </w:p>
+    <w:p>
+      <w:pPr>
+        <w:rPr>
+          <w:sz w:val="24"/>
+          <w:szCs w:val="24"/>
+        </w:rPr>
+      </w:pPr>
+      <w:r>
+        <w:rPr>
+          <w:sz w:val="24"/>
+          <w:szCs w:val="24"/>
+        </w:rPr>
+        <w:t>Les rencontres filmées concernent exclusivement :</w:t>
+      </w:r>
+    </w:p>
+    <w:p>
+      <w:pPr>
+        <w:numPr>
+          <w:ilvl w:val="0"/>
+          <w:numId w:val="33"/>
+        </w:numPr>
+        <w:rPr>
+          <w:sz w:val="24"/>
+          <w:szCs w:val="24"/>
+        </w:rPr>
+      </w:pPr>
+      <w:r>
+        <w:rPr>
+          <w:sz w:val="24"/>
+          <w:szCs w:val="24"/>
+        </w:rPr>
+        <w:t>Des compétitions officielles</w:t>
+      </w:r>
+    </w:p>
+    <w:p>
+      <w:pPr>
+        <w:numPr>
+          <w:ilvl w:val="0"/>
+          <w:numId w:val="33"/>
+        </w:numPr>
+        <w:rPr>
+          <w:sz w:val="24"/>
+          <w:szCs w:val="24"/>
+        </w:rPr>
+      </w:pPr>
+      <w:r>
+        <w:rPr>
+          <w:sz w:val="24"/>
+          <w:szCs w:val="24"/>
+        </w:rPr>
+        <w:t>Des joueurs majeurs</w:t>
+      </w:r>
+    </w:p>
+    <w:p>
+      <w:pPr>
+        <w:numPr>
+          <w:ilvl w:val="0"/>
+          <w:numId w:val="33"/>
+        </w:numPr>
+        <w:rPr>
+          <w:sz w:val="24"/>
+          <w:szCs w:val="24"/>
+        </w:rPr>
+      </w:pPr>
+      <w:r>
+        <w:rPr>
+          <w:sz w:val="24"/>
+          <w:szCs w:val="24"/>
+        </w:rPr>
+        <w:t>Des licenciés engagés dans un cadre fédéral</w:t>
+      </w:r>
+    </w:p>
+    <w:p>
+      <w:pPr>
+        <w:rPr>
+          <w:sz w:val="24"/>
+          <w:szCs w:val="24"/>
+        </w:rPr>
+      </w:pPr>
+      <w:r>
+        <w:rPr>
+          <w:sz w:val="24"/>
+          <w:szCs w:val="24"/>
+        </w:rPr>
+        <w:t>Il s’agit d’un contexte sportif public, comparable aux dispositifs déjà largement utilisés dans le football amateur.</w:t>
+      </w:r>
+    </w:p>
+    <w:p>
+      <w:pPr>
+        <w:rPr>
+          <w:sz w:val="24"/>
+          <w:szCs w:val="24"/>
+        </w:rPr>
+      </w:pPr>
+    </w:p>
+    <w:p>
+      <w:pPr>
+        <w:rPr>
+          <w:sz w:val="24"/>
+          <w:szCs w:val="24"/>
+        </w:rPr>
+      </w:pPr>
+    </w:p>
+    <w:p>
+      <w:pPr>
+        <w:rPr>
+          <w:sz w:val="24"/>
+          <w:szCs w:val="24"/>
+        </w:rPr>
+      </w:pPr>
+    </w:p>
+    <w:p>
+      <w:pPr>
+        <w:rPr>
+          <w:sz w:val="24"/>
+          <w:szCs w:val="24"/>
+        </w:rPr>
+      </w:pPr>
+    </w:p>
+    <w:p>
+      <w:pPr>
+        <w:rPr>
+          <w:sz w:val="24"/>
+          <w:szCs w:val="24"/>
+        </w:rPr>
+      </w:pPr>
+    </w:p>
+    <w:p>
+      <w:pPr>
+        <w:rPr>
+          <w:sz w:val="24"/>
+          <w:szCs w:val="24"/>
+        </w:rPr>
+      </w:pPr>
+    </w:p>
+    <w:p>
+      <w:pPr>
+        <w:rPr>
+          <w:sz w:val="24"/>
+          <w:szCs w:val="24"/>
+        </w:rPr>
+      </w:pPr>
+    </w:p>
+    <w:p>
+      <w:pPr>
+        <w:rPr>
+          <w:b/>
+          <w:bCs/>
+          <w:sz w:val="24"/>
+          <w:szCs w:val="24"/>
+        </w:rPr>
+      </w:pPr>
+      <w:r>
+        <w:rPr>
+          <w:b/>
+          <w:bCs/>
+          <w:sz w:val="24"/>
+          <w:szCs w:val="24"/>
+        </w:rPr>
+        <w:lastRenderedPageBreak/>
+        <w:t>6</w:t>
+      </w:r>
+      <w:r>
+        <w:rPr>
+          <w:b/>
+          <w:bCs/>
+          <w:sz w:val="24"/>
+          <w:szCs w:val="24"/>
+        </w:rPr>
+        <w:t>.4 Responsabilité et Engagement</w:t>
+      </w:r>
+    </w:p>
+    <w:p>
+      <w:pPr>
+        <w:rPr>
+          <w:sz w:val="24"/>
+          <w:szCs w:val="24"/>
+        </w:rPr>
+      </w:pPr>
+      <w:r>
+        <w:rPr>
+          <w:sz w:val="24"/>
+          <w:szCs w:val="24"/>
+        </w:rPr>
+        <w:t>IA Sport Vision s’engage à :</w:t>
+      </w:r>
+    </w:p>
+    <w:p>
+      <w:pPr>
+        <w:numPr>
+          <w:ilvl w:val="0"/>
+          <w:numId w:val="34"/>
+        </w:numPr>
+        <w:rPr>
+          <w:sz w:val="24"/>
+          <w:szCs w:val="24"/>
+        </w:rPr>
+      </w:pPr>
+      <w:r>
+        <w:rPr>
+          <w:sz w:val="24"/>
+          <w:szCs w:val="24"/>
+        </w:rPr>
+        <w:t>Assumer l’entière responsabilité du matériel installé</w:t>
+      </w:r>
+    </w:p>
+    <w:p>
+      <w:pPr>
+        <w:numPr>
+          <w:ilvl w:val="0"/>
+          <w:numId w:val="34"/>
+        </w:numPr>
+        <w:rPr>
+          <w:sz w:val="24"/>
+          <w:szCs w:val="24"/>
+        </w:rPr>
+      </w:pPr>
+      <w:r>
+        <w:rPr>
+          <w:sz w:val="24"/>
+          <w:szCs w:val="24"/>
+        </w:rPr>
+        <w:t>Fournir une assurance responsabilité civile professionnelle</w:t>
+      </w:r>
+    </w:p>
+    <w:p>
+      <w:pPr>
+        <w:numPr>
+          <w:ilvl w:val="0"/>
+          <w:numId w:val="34"/>
+        </w:numPr>
+        <w:rPr>
+          <w:sz w:val="24"/>
+          <w:szCs w:val="24"/>
+        </w:rPr>
+      </w:pPr>
+      <w:r>
+        <w:rPr>
+          <w:sz w:val="24"/>
+          <w:szCs w:val="24"/>
+        </w:rPr>
+        <w:t>Installer le dispositif de manière sécurisée</w:t>
+      </w:r>
+    </w:p>
+    <w:p>
+      <w:pPr>
+        <w:numPr>
+          <w:ilvl w:val="0"/>
+          <w:numId w:val="34"/>
+        </w:numPr>
+        <w:rPr>
+          <w:sz w:val="24"/>
+          <w:szCs w:val="24"/>
+        </w:rPr>
+      </w:pPr>
+      <w:r>
+        <w:rPr>
+          <w:sz w:val="24"/>
+          <w:szCs w:val="24"/>
+        </w:rPr>
+        <w:t>Procéder au démontage immédiat sur simple demande de la commune</w:t>
+      </w:r>
+    </w:p>
+    <w:p>
+      <w:pPr>
+        <w:numPr>
+          <w:ilvl w:val="0"/>
+          <w:numId w:val="34"/>
+        </w:numPr>
+        <w:rPr>
+          <w:sz w:val="24"/>
+          <w:szCs w:val="24"/>
+        </w:rPr>
+      </w:pPr>
+      <w:r>
+        <w:rPr>
+          <w:sz w:val="24"/>
+          <w:szCs w:val="24"/>
+        </w:rPr>
+        <w:t>Assurer l’installation et la maintenance sans coût pour la mairie</w:t>
+      </w:r>
+    </w:p>
+    <w:p>
+      <w:pPr>
+        <w:rPr>
+          <w:sz w:val="24"/>
+          <w:szCs w:val="24"/>
+        </w:rPr>
+      </w:pPr>
+      <w:r>
+        <w:rPr>
+          <w:sz w:val="24"/>
+          <w:szCs w:val="24"/>
+        </w:rPr>
+        <w:t>La commune ne supporte :</w:t>
+      </w:r>
+    </w:p>
+    <w:p>
+      <w:pPr>
+        <w:numPr>
+          <w:ilvl w:val="0"/>
+          <w:numId w:val="35"/>
+        </w:numPr>
+        <w:rPr>
+          <w:sz w:val="24"/>
+          <w:szCs w:val="24"/>
+        </w:rPr>
+      </w:pPr>
+      <w:r>
+        <w:rPr>
+          <w:sz w:val="24"/>
+          <w:szCs w:val="24"/>
+        </w:rPr>
+        <w:t>Aucun coût</w:t>
+      </w:r>
+    </w:p>
+    <w:p>
+      <w:pPr>
+        <w:numPr>
+          <w:ilvl w:val="0"/>
+          <w:numId w:val="35"/>
+        </w:numPr>
+        <w:rPr>
+          <w:sz w:val="24"/>
+          <w:szCs w:val="24"/>
+        </w:rPr>
+      </w:pPr>
+      <w:r>
+        <w:rPr>
+          <w:sz w:val="24"/>
+          <w:szCs w:val="24"/>
+        </w:rPr>
+        <w:t>Aucune charge technique</w:t>
+      </w:r>
+    </w:p>
+    <w:p>
+      <w:pPr>
+        <w:numPr>
+          <w:ilvl w:val="0"/>
+          <w:numId w:val="35"/>
+        </w:numPr>
+        <w:rPr>
+          <w:sz w:val="24"/>
+          <w:szCs w:val="24"/>
+        </w:rPr>
+      </w:pPr>
+      <w:r>
+        <w:rPr>
+          <w:sz w:val="24"/>
+          <w:szCs w:val="24"/>
+        </w:rPr>
+        <w:t>Aucune responsabilité d’exploitation</w:t>
+      </w:r>
+    </w:p>
+    <w:p>
+      <w:pPr>
+        <w:ind w:left="720"/>
+        <w:rPr>
+          <w:sz w:val="24"/>
+          <w:szCs w:val="24"/>
+        </w:rPr>
+      </w:pPr>
+    </w:p>
+    <w:p>
+      <w:pPr>
+        <w:rPr>
+          <w:b/>
+          <w:bCs/>
+          <w:sz w:val="24"/>
+          <w:szCs w:val="24"/>
+        </w:rPr>
+      </w:pPr>
+      <w:r>
+        <w:rPr>
+          <w:b/>
+          <w:bCs/>
+          <w:sz w:val="24"/>
+          <w:szCs w:val="24"/>
+        </w:rPr>
+        <w:t>6</w:t>
+      </w:r>
+      <w:r>
+        <w:rPr>
+          <w:b/>
+          <w:bCs/>
+          <w:sz w:val="24"/>
+          <w:szCs w:val="24"/>
+        </w:rPr>
+        <w:t>.5 Finalité du Dispositif</w:t>
+      </w:r>
+    </w:p>
+    <w:p>
+      <w:pPr>
+        <w:rPr>
+          <w:sz w:val="24"/>
+          <w:szCs w:val="24"/>
+        </w:rPr>
+      </w:pPr>
+      <w:r>
+        <w:rPr>
+          <w:sz w:val="24"/>
+          <w:szCs w:val="24"/>
+        </w:rPr>
+        <w:t>Le système a pour seule finalité :</w:t>
+      </w:r>
+    </w:p>
+    <w:p>
+      <w:pPr>
+        <w:numPr>
+          <w:ilvl w:val="0"/>
+          <w:numId w:val="36"/>
+        </w:numPr>
+        <w:rPr>
+          <w:sz w:val="24"/>
+          <w:szCs w:val="24"/>
+        </w:rPr>
+      </w:pPr>
+      <w:r>
+        <w:rPr>
+          <w:sz w:val="24"/>
+          <w:szCs w:val="24"/>
+        </w:rPr>
+        <w:t>L’analyse sportive</w:t>
+      </w:r>
+    </w:p>
+    <w:p>
+      <w:pPr>
+        <w:numPr>
+          <w:ilvl w:val="0"/>
+          <w:numId w:val="36"/>
+        </w:numPr>
+        <w:rPr>
+          <w:sz w:val="24"/>
+          <w:szCs w:val="24"/>
+        </w:rPr>
+      </w:pPr>
+      <w:r>
+        <w:rPr>
+          <w:sz w:val="24"/>
+          <w:szCs w:val="24"/>
+        </w:rPr>
+        <w:t>L’amélioration des performances</w:t>
+      </w:r>
+    </w:p>
+    <w:p>
+      <w:pPr>
+        <w:numPr>
+          <w:ilvl w:val="0"/>
+          <w:numId w:val="36"/>
+        </w:numPr>
+        <w:rPr>
+          <w:sz w:val="24"/>
+          <w:szCs w:val="24"/>
+        </w:rPr>
+      </w:pPr>
+      <w:r>
+        <w:rPr>
+          <w:sz w:val="24"/>
+          <w:szCs w:val="24"/>
+        </w:rPr>
+        <w:t>La valorisation du football amateur</w:t>
+      </w:r>
+    </w:p>
+    <w:p>
+      <w:pPr>
+        <w:rPr>
+          <w:sz w:val="24"/>
+          <w:szCs w:val="24"/>
+        </w:rPr>
+      </w:pPr>
+      <w:r>
+        <w:rPr>
+          <w:sz w:val="24"/>
+          <w:szCs w:val="24"/>
+        </w:rPr>
+        <w:t>Il ne constitue pas un dispositif de vidéosurveillance.</w:t>
+      </w:r>
+      <w:r>
+        <w:rPr>
+          <w:sz w:val="24"/>
+          <w:szCs w:val="24"/>
+        </w:rPr>
+        <w:br/>
+      </w:r>
+    </w:p>
+    <w:p>
+      <w:pPr>
+        <w:rPr>
+          <w:sz w:val="24"/>
+          <w:szCs w:val="24"/>
+        </w:rPr>
+      </w:pPr>
+    </w:p>
+    <w:p>
+      <w:pPr>
+        <w:rPr>
+          <w:sz w:val="24"/>
+          <w:szCs w:val="24"/>
+        </w:rPr>
+      </w:pPr>
+    </w:p>
+    <w:p>
+      <w:pPr>
+        <w:rPr>
+          <w:sz w:val="24"/>
+          <w:szCs w:val="24"/>
+        </w:rPr>
+      </w:pPr>
+    </w:p>
+    <w:p>
+      <w:pPr>
+        <w:rPr>
+          <w:sz w:val="24"/>
+          <w:szCs w:val="24"/>
+        </w:rPr>
+      </w:pPr>
+    </w:p>
+    <w:p>
+      <w:pPr>
+        <w:rPr>
+          <w:sz w:val="24"/>
+          <w:szCs w:val="24"/>
+        </w:rPr>
+      </w:pPr>
+    </w:p>
+    <w:p>
+      <w:pPr>
+        <w:rPr>
+          <w:sz w:val="24"/>
+          <w:szCs w:val="24"/>
+        </w:rPr>
+      </w:pPr>
+    </w:p>
+    <w:p>
+      <w:pPr>
+        <w:rPr>
+          <w:sz w:val="24"/>
+          <w:szCs w:val="24"/>
+        </w:rPr>
+      </w:pPr>
+    </w:p>
+    <w:p>
+      <w:pPr>
+        <w:rPr>
+          <w:sz w:val="24"/>
+          <w:szCs w:val="24"/>
+        </w:rPr>
+      </w:pPr>
+    </w:p>
+    <w:p>
+      <w:pPr>
+        <w:rPr>
+          <w:sz w:val="24"/>
+          <w:szCs w:val="24"/>
+        </w:rPr>
+      </w:pPr>
+    </w:p>
+    <w:p>
+      <w:pPr>
+        <w:rPr>
+          <w:sz w:val="24"/>
+          <w:szCs w:val="24"/>
+        </w:rPr>
+      </w:pPr>
+    </w:p>
+    <w:p>
+      <w:pPr>
+        <w:rPr>
+          <w:sz w:val="24"/>
+          <w:szCs w:val="24"/>
+        </w:rPr>
+      </w:pPr>
+      <w:r>
+        <w:rPr>
+          <w:b/>
+          <w:bCs/>
+          <w:sz w:val="28"/>
+          <w:szCs w:val="28"/>
+        </w:rPr>
+        <w:lastRenderedPageBreak/>
+        <w:t xml:space="preserve">7. </w:t>
+      </w:r>
+      <w:r>
+        <w:rPr>
+          <w:b/>
+          <w:bCs/>
+          <w:sz w:val="28"/>
+          <w:szCs w:val="28"/>
+        </w:rPr>
+        <w:t>Illustration du Niveau de Captation</w:t>
+      </w:r>
+      <w:r>
+        <w:rPr>
+          <w:b/>
+          <w:bCs/>
+          <w:sz w:val="28"/>
+          <w:szCs w:val="28"/>
+        </w:rPr>
+        <w:br/>
+      </w:r>
+      <w:r>
+        <w:rPr>
+          <w:sz w:val="24"/>
+          <w:szCs w:val="24"/>
+        </w:rPr>
+        <w:br/>
+      </w:r>
+      <w:r>
+        <w:rPr>
+          <w:sz w:val="24"/>
+          <w:szCs w:val="24"/>
+        </w:rPr>
+        <w:drawing>
+          <wp:inline distT="0" distB="0" distL="0" distR="0" wp14:anchorId="570CAC5A" wp14:editId="68AEB917">
+            <wp:extent cx="5326380" cy="2539307"/>
+            <wp:effectExtent l="0" t="0" r="7620" b="0"/>
+            <wp:docPr id="727475302" name="Image 1" descr="Une image contenant stade, herbe, bâtiment, gazon synthétique&#10;&#10;Le contenu généré par l’IA peut être incorrect."/>
+            <wp:cNvGraphicFramePr>
+              <a:graphicFrameLocks xmlns:a="http://schemas.openxmlformats.org/drawingml/2006/main" noChangeAspect="1"/>
+            </wp:cNvGraphicFramePr>
+            <a:graphic xmlns:a="http://schemas.openxmlformats.org/drawingml/2006/main">
+              <a:graphicData uri="http://schemas.openxmlformats.org/drawingml/2006/picture">
+                <pic:pic xmlns:pic="http://schemas.openxmlformats.org/drawingml/2006/picture">
+                  <pic:nvPicPr>
+                    <pic:cNvPr id="727475302" name="Image 1" descr="Une image contenant stade, herbe, bâtiment, gazon synthétique&#10;&#10;Le contenu généré par l’IA peut être incorrect."/>
+                    <pic:cNvPicPr/>
+                  </pic:nvPicPr>
+                  <pic:blipFill>
+                    <a:blip r:embed="rId8"/>
+                    <a:stretch>
+                      <a:fillRect/>
+                    </a:stretch>
+                  </pic:blipFill>
+                  <pic:spPr>
+                    <a:xfrm>
+                      <a:off x="0" y="0"/>
+                      <a:ext cx="5346414" cy="2548858"/>
+                    </a:xfrm>
+                    <a:prstGeom prst="rect">
+                      <a:avLst/>
+                    </a:prstGeom>
+                  </pic:spPr>
+                </pic:pic>
+              </a:graphicData>
+            </a:graphic>
+          </wp:inline>
+        </w:drawing>
+      </w:r>
+    </w:p>
+    <w:p>
+      <w:pPr>
+        <w:rPr>
+          <w:b/>
+          <w:bCs/>
+          <w:sz w:val="24"/>
+          <w:szCs w:val="24"/>
+        </w:rPr>
+      </w:pPr>
+      <w:r>
+        <w:rPr>
+          <w:b/>
+          <w:bCs/>
+          <w:sz w:val="24"/>
+          <w:szCs w:val="24"/>
+        </w:rPr>
         <w:t>7</w:t>
       </w:r>
       <w:r>
@@ -2692,6 +3864,299 @@
           <w:sz w:val="24"/>
           <w:szCs w:val="24"/>
         </w:rPr>
+        <w:t>.1 Plan Large – Captation Principale</w:t>
+      </w:r>
+    </w:p>
+    <w:p>
+      <w:pPr>
+        <w:numPr>
+          <w:ilvl w:val="0"/>
+          <w:numId w:val="37"/>
+        </w:numPr>
+        <w:rPr>
+          <w:sz w:val="24"/>
+          <w:szCs w:val="24"/>
+        </w:rPr>
+      </w:pPr>
+      <w:r>
+        <w:rPr>
+          <w:sz w:val="24"/>
+          <w:szCs w:val="24"/>
+        </w:rPr>
+        <w:t>Vue globale du terrain</w:t>
+      </w:r>
+    </w:p>
+    <w:p>
+      <w:pPr>
+        <w:numPr>
+          <w:ilvl w:val="0"/>
+          <w:numId w:val="37"/>
+        </w:numPr>
+        <w:rPr>
+          <w:sz w:val="24"/>
+          <w:szCs w:val="24"/>
+        </w:rPr>
+      </w:pPr>
+      <w:r>
+        <w:rPr>
+          <w:sz w:val="24"/>
+          <w:szCs w:val="24"/>
+        </w:rPr>
+        <w:t>Aucune identification individuelle possible</w:t>
+      </w:r>
+    </w:p>
+    <w:p>
+      <w:pPr>
+        <w:numPr>
+          <w:ilvl w:val="0"/>
+          <w:numId w:val="37"/>
+        </w:numPr>
+        <w:rPr>
+          <w:sz w:val="24"/>
+          <w:szCs w:val="24"/>
+        </w:rPr>
+      </w:pPr>
+      <w:r>
+        <w:rPr>
+          <w:sz w:val="24"/>
+          <w:szCs w:val="24"/>
+        </w:rPr>
+        <w:t>Utilisé pour l’analyse collective du jeu</w:t>
+      </w:r>
+    </w:p>
+    <w:p>
+      <w:pPr>
+        <w:rPr>
+          <w:sz w:val="24"/>
+          <w:szCs w:val="24"/>
+        </w:rPr>
+      </w:pPr>
+      <w:r>
+        <w:rPr>
+          <w:sz w:val="24"/>
+          <w:szCs w:val="24"/>
+        </w:rPr>
+        <w:t>Ce mode constitue la captation standard utilisée pour les matchs.</w:t>
+      </w:r>
+    </w:p>
+    <w:p>
+      <w:pPr>
+        <w:rPr>
+          <w:b/>
+          <w:bCs/>
+          <w:sz w:val="24"/>
+          <w:szCs w:val="24"/>
+        </w:rPr>
+      </w:pPr>
+      <w:r>
+        <w:rPr>
+          <w:b/>
+          <w:bCs/>
+          <w:sz w:val="24"/>
+          <w:szCs w:val="24"/>
+        </w:rPr>
+        <w:t>7.2</w:t>
+      </w:r>
+      <w:r>
+        <w:rPr>
+          <w:b/>
+          <w:bCs/>
+        </w:rPr>
+        <w:t xml:space="preserve"> </w:t>
+      </w:r>
+      <w:r>
+        <w:rPr>
+          <w:b/>
+          <w:bCs/>
+          <w:sz w:val="24"/>
+          <w:szCs w:val="24"/>
+        </w:rPr>
+        <w:t>Zoom</w:t>
+      </w:r>
+      <w:r>
+        <w:rPr>
+          <w:b/>
+          <w:bCs/>
+          <w:sz w:val="24"/>
+          <w:szCs w:val="24"/>
+        </w:rPr>
+        <w:t xml:space="preserve"> Applicatif – Analyse Sportive</w:t>
+      </w:r>
+    </w:p>
+    <w:p>
+      <w:pPr>
+        <w:rPr>
+          <w:b/>
+          <w:bCs/>
+          <w:sz w:val="24"/>
+          <w:szCs w:val="24"/>
+        </w:rPr>
+      </w:pPr>
+      <w:r>
+        <w:rPr>
+          <w:b/>
+          <w:bCs/>
+          <w:sz w:val="24"/>
+          <w:szCs w:val="24"/>
+        </w:rPr>
+        <w:drawing>
+          <wp:inline distT="0" distB="0" distL="0" distR="0" wp14:anchorId="748049B5" wp14:editId="4813E86D">
+            <wp:extent cx="5341620" cy="2316351"/>
+            <wp:effectExtent l="0" t="0" r="0" b="8255"/>
+            <wp:docPr id="1621989559" name="Image 1" descr="Une image contenant herbe, Stade de foot, joueur de foot, stade&#10;&#10;Le contenu généré par l’IA peut être incorrect."/>
+            <wp:cNvGraphicFramePr>
+              <a:graphicFrameLocks xmlns:a="http://schemas.openxmlformats.org/drawingml/2006/main" noChangeAspect="1"/>
+            </wp:cNvGraphicFramePr>
+            <a:graphic xmlns:a="http://schemas.openxmlformats.org/drawingml/2006/main">
+              <a:graphicData uri="http://schemas.openxmlformats.org/drawingml/2006/picture">
+                <pic:pic xmlns:pic="http://schemas.openxmlformats.org/drawingml/2006/picture">
+                  <pic:nvPicPr>
+                    <pic:cNvPr id="1621989559" name="Image 1" descr="Une image contenant herbe, Stade de foot, joueur de foot, stade&#10;&#10;Le contenu généré par l’IA peut être incorrect."/>
+                    <pic:cNvPicPr/>
+                  </pic:nvPicPr>
+                  <pic:blipFill>
+                    <a:blip r:embed="rId9"/>
+                    <a:stretch>
+                      <a:fillRect/>
+                    </a:stretch>
+                  </pic:blipFill>
+                  <pic:spPr>
+                    <a:xfrm>
+                      <a:off x="0" y="0"/>
+                      <a:ext cx="5347889" cy="2319070"/>
+                    </a:xfrm>
+                    <a:prstGeom prst="rect">
+                      <a:avLst/>
+                    </a:prstGeom>
+                  </pic:spPr>
+                </pic:pic>
+              </a:graphicData>
+            </a:graphic>
+          </wp:inline>
+        </w:drawing>
+      </w:r>
+    </w:p>
+    <w:p>
+      <w:pPr>
+        <w:numPr>
+          <w:ilvl w:val="0"/>
+          <w:numId w:val="38"/>
+        </w:numPr>
+        <w:rPr>
+          <w:sz w:val="24"/>
+          <w:szCs w:val="24"/>
+        </w:rPr>
+      </w:pPr>
+      <w:r>
+        <w:rPr>
+          <w:sz w:val="24"/>
+          <w:szCs w:val="24"/>
+        </w:rPr>
+        <w:t>Zoom numérique depuis l’application</w:t>
+      </w:r>
+    </w:p>
+    <w:p>
+      <w:pPr>
+        <w:numPr>
+          <w:ilvl w:val="0"/>
+          <w:numId w:val="38"/>
+        </w:numPr>
+        <w:rPr>
+          <w:sz w:val="24"/>
+          <w:szCs w:val="24"/>
+        </w:rPr>
+      </w:pPr>
+      <w:r>
+        <w:rPr>
+          <w:sz w:val="24"/>
+          <w:szCs w:val="24"/>
+        </w:rPr>
+        <w:t>Permet une meilleure lecture tactique</w:t>
+      </w:r>
+    </w:p>
+    <w:p>
+      <w:pPr>
+        <w:numPr>
+          <w:ilvl w:val="0"/>
+          <w:numId w:val="38"/>
+        </w:numPr>
+        <w:rPr>
+          <w:b/>
+          <w:bCs/>
+          <w:sz w:val="24"/>
+          <w:szCs w:val="24"/>
+        </w:rPr>
+      </w:pPr>
+      <w:r>
+        <w:rPr>
+          <w:sz w:val="24"/>
+          <w:szCs w:val="24"/>
+        </w:rPr>
+        <w:t>Ne permet pas l’identification faciale</w:t>
+      </w:r>
+    </w:p>
+    <w:p>
+      <w:pPr>
+        <w:ind w:left="720"/>
+        <w:rPr>
+          <w:b/>
+          <w:bCs/>
+          <w:sz w:val="24"/>
+          <w:szCs w:val="24"/>
+        </w:rPr>
+      </w:pPr>
+      <w:r>
+        <w:rPr>
+          <w:sz w:val="24"/>
+          <w:szCs w:val="24"/>
+        </w:rPr>
+        <w:t>Le zoom a pour seule finalité l’analyse technique du jeu, non l’identification des individus</w:t>
+      </w:r>
+      <w:r>
+        <w:rPr>
+          <w:b/>
+          <w:bCs/>
+          <w:sz w:val="24"/>
+          <w:szCs w:val="24"/>
+        </w:rPr>
+        <w:t>.</w:t>
+      </w:r>
+    </w:p>
+    <w:p>
+      <w:pPr>
+        <w:rPr>
+          <w:b/>
+          <w:bCs/>
+          <w:sz w:val="24"/>
+          <w:szCs w:val="24"/>
+        </w:rPr>
+      </w:pPr>
+    </w:p>
+    <w:p>
+      <w:pPr>
+        <w:rPr>
+          <w:b/>
+          <w:bCs/>
+          <w:sz w:val="24"/>
+          <w:szCs w:val="24"/>
+        </w:rPr>
+      </w:pPr>
+      <w:r>
+        <w:rPr>
+          <w:b/>
+          <w:bCs/>
+          <w:sz w:val="24"/>
+          <w:szCs w:val="24"/>
+        </w:rPr>
+        <w:t>8</w:t>
+      </w:r>
+      <w:r>
+        <w:rPr>
+          <w:b/>
+          <w:bCs/>
+          <w:sz w:val="24"/>
+          <w:szCs w:val="24"/>
+        </w:rPr>
         <w:t xml:space="preserve">. Conclusion </w:t>
       </w:r>
     </w:p>
@@ -2707,45 +4172,37 @@
           <w:sz w:val="24"/>
           <w:szCs w:val="24"/>
         </w:rPr>
-        <w:t xml:space="preserve">Notre projet ambitionne de moderniser et dynamiser le football amateur en offrant une solution complète de captation et d’analyse vidéo. </w:t>
-      </w:r>
-    </w:p>
-    <w:p>
-      <w:pPr>
-        <w:rPr>
-          <w:sz w:val="24"/>
-          <w:szCs w:val="24"/>
-        </w:rPr>
-      </w:pPr>
-      <w:r>
-        <w:rPr>
-          <w:sz w:val="24"/>
-          <w:szCs w:val="24"/>
-        </w:rPr>
-        <w:t>Nous restons à disposition pour une présentation détaillée et une démonstration de la solution.</w:t>
-      </w:r>
-    </w:p>
-    <w:p>
-      <w:pPr>
-        <w:rPr>
-          <w:sz w:val="24"/>
-          <w:szCs w:val="24"/>
-        </w:rPr>
-      </w:pPr>
-      <w:r>
-        <w:rPr>
-          <w:rFonts w:ascii="Segoe UI Emoji" w:hAnsi="Segoe UI Emoji" w:cs="Segoe UI Emoji"/>
-          <w:sz w:val="24"/>
-          <w:szCs w:val="24"/>
-        </w:rPr>
-        <w:t>⚽</w:t>
-      </w:r>
-      <w:r>
-        <w:rPr>
-          <w:sz w:val="24"/>
-          <w:szCs w:val="24"/>
-        </w:rPr>
-        <w:t xml:space="preserve"> IA SPORT VISION – Ensemble, innovons pour le football amateur !</w:t>
+        <w:t>IA SPORT VISION propose une solution structurée et sécurisée permettant aux clubs amateurs de bénéficier d’un dispositif moderne de captation et d’analyse sportive, sans contrainte technique ni financière pour la commune.</w:t>
+      </w:r>
+    </w:p>
+    <w:p>
+      <w:pPr>
+        <w:rPr>
+          <w:sz w:val="24"/>
+          <w:szCs w:val="24"/>
+        </w:rPr>
+      </w:pPr>
+      <w:r>
+        <w:rPr>
+          <w:sz w:val="24"/>
+          <w:szCs w:val="24"/>
+        </w:rPr>
+        <w:t>Le projet s’inscrit dans une démarche d’accompagnement du football amateur, avec un cadre clair, maîtrisé et respectueux des exigences institutionnelles.</w:t>
+      </w:r>
+    </w:p>
+    <w:p>
+      <w:pPr>
+        <w:rPr>
+          <w:sz w:val="24"/>
+          <w:szCs w:val="24"/>
+        </w:rPr>
+      </w:pPr>
+      <w:r>
+        <w:rPr>
+          <w:sz w:val="24"/>
+          <w:szCs w:val="24"/>
+        </w:rPr>
+        <w:t>Nous restons disponibles pour une présentation détaillée du dispositif ainsi qu’une démonstration concrète sur site.</w:t>
       </w:r>
     </w:p>
     <w:p>
@@ -2857,7 +4314,7 @@
                     </pic:cNvPicPr>
                   </pic:nvPicPr>
                   <pic:blipFill>
-                    <a:blip r:embed="rId8" cstate="print">
+                    <a:blip r:embed="rId10" cstate="print">
                       <a:extLst>
                         <a:ext uri="{28A0092B-C50C-407E-A947-70E740481C1C}">
                           <a14:useLocalDpi xmlns:a14="http://schemas.microsoft.com/office/drawing/2010/main" val="0"/>
@@ -2932,7 +4389,7 @@
                     </pic:cNvPicPr>
                   </pic:nvPicPr>
                   <pic:blipFill>
-                    <a:blip r:embed="rId9" cstate="print">
+                    <a:blip r:embed="rId11" cstate="print">
                       <a:extLst>
                         <a:ext uri="{28A0092B-C50C-407E-A947-70E740481C1C}">
                           <a14:useLocalDpi xmlns:a14="http://schemas.microsoft.com/office/drawing/2010/main" val="0"/>
@@ -3001,7 +4458,7 @@
                     </pic:cNvPicPr>
                   </pic:nvPicPr>
                   <pic:blipFill>
-                    <a:blip r:embed="rId10" cstate="print">
+                    <a:blip r:embed="rId12" cstate="print">
                       <a:extLst>
                         <a:ext uri="{28A0092B-C50C-407E-A947-70E740481C1C}">
                           <a14:useLocalDpi xmlns:a14="http://schemas.microsoft.com/office/drawing/2010/main" val="0"/>
@@ -3174,7 +4631,7 @@
                     </pic:cNvPicPr>
                   </pic:nvPicPr>
                   <pic:blipFill>
-                    <a:blip r:embed="rId11" cstate="print">
+                    <a:blip r:embed="rId13" cstate="print">
                       <a:extLst>
                         <a:ext uri="{28A0092B-C50C-407E-A947-70E740481C1C}">
                           <a14:useLocalDpi xmlns:a14="http://schemas.microsoft.com/office/drawing/2010/main" val="0"/>
@@ -3243,7 +4700,7 @@
                     </pic:cNvPicPr>
                   </pic:nvPicPr>
                   <pic:blipFill>
-                    <a:blip r:embed="rId12" cstate="print">
+                    <a:blip r:embed="rId14" cstate="print">
                       <a:extLst>
                         <a:ext uri="{28A0092B-C50C-407E-A947-70E740481C1C}">
                           <a14:useLocalDpi xmlns:a14="http://schemas.microsoft.com/office/drawing/2010/main" val="0"/>
@@ -3312,7 +4769,7 @@
                     </pic:cNvPicPr>
                   </pic:nvPicPr>
                   <pic:blipFill>
-                    <a:blip r:embed="rId13" cstate="print">
+                    <a:blip r:embed="rId15" cstate="print">
                       <a:extLst>
                         <a:ext uri="{28A0092B-C50C-407E-A947-70E740481C1C}">
                           <a14:useLocalDpi xmlns:a14="http://schemas.microsoft.com/office/drawing/2010/main" val="0"/>
@@ -3502,7 +4959,7 @@
                     </pic:cNvPicPr>
                   </pic:nvPicPr>
                   <pic:blipFill>
-                    <a:blip r:embed="rId14">
+                    <a:blip r:embed="rId16">
                       <a:extLst>
                         <a:ext uri="{28A0092B-C50C-407E-A947-70E740481C1C}">
                           <a14:useLocalDpi xmlns:a14="http://schemas.microsoft.com/office/drawing/2010/main" val="0"/>
@@ -3577,7 +5034,7 @@
                     </pic:cNvPicPr>
                   </pic:nvPicPr>
                   <pic:blipFill>
-                    <a:blip r:embed="rId15">
+                    <a:blip r:embed="rId17">
                       <a:extLst>
                         <a:ext uri="{28A0092B-C50C-407E-A947-70E740481C1C}">
                           <a14:useLocalDpi xmlns:a14="http://schemas.microsoft.com/office/drawing/2010/main" val="0"/>
@@ -3652,7 +5109,7 @@
                     </pic:cNvPicPr>
                   </pic:nvPicPr>
                   <pic:blipFill>
-                    <a:blip r:embed="rId16">
+                    <a:blip r:embed="rId18">
                       <a:extLst>
                         <a:ext uri="{28A0092B-C50C-407E-A947-70E740481C1C}">
                           <a14:useLocalDpi xmlns:a14="http://schemas.microsoft.com/office/drawing/2010/main" val="0"/>
@@ -3792,6 +5249,155 @@
     </w:lvl>
   </w:abstractNum>
   <w:abstractNum w:abstractNumId="1" w15:restartNumberingAfterBreak="0">
+    <w:nsid w:val="0BF97ADA"/>
+    <w:multiLevelType w:val="multilevel"/>
+    <w:tmpl w:val="A9E2C184"/>
+    <w:lvl w:ilvl="0">
+      <w:start w:val="1"/>
+      <w:numFmt w:val="bullet"/>
+      <w:lvlText w:val=""/>
+      <w:lvlJc w:val="left"/>
+      <w:pPr>
+        <w:tabs>
+          <w:tab w:val="num" w:pos="720"/>
+        </w:tabs>
+        <w:ind w:left="720" w:hanging="360"/>
+      </w:pPr>
+      <w:rPr>
+        <w:rFonts w:ascii="Symbol" w:hAnsi="Symbol" w:hint="default"/>
+        <w:sz w:val="20"/>
+      </w:rPr>
+    </w:lvl>
+    <w:lvl w:ilvl="1" w:tentative="1">
+      <w:start w:val="1"/>
+      <w:numFmt w:val="bullet"/>
+      <w:lvlText w:val="o"/>
+      <w:lvlJc w:val="left"/>
+      <w:pPr>
+        <w:tabs>
+          <w:tab w:val="num" w:pos="1440"/>
+        </w:tabs>
+        <w:ind w:left="1440" w:hanging="360"/>
+      </w:pPr>
+      <w:rPr>
+        <w:rFonts w:ascii="Courier New" w:hAnsi="Courier New" w:hint="default"/>
+        <w:sz w:val="20"/>
+      </w:rPr>
+    </w:lvl>
+    <w:lvl w:ilvl="2" w:tentative="1">
+      <w:start w:val="1"/>
+      <w:numFmt w:val="bullet"/>
+      <w:lvlText w:val=""/>
+      <w:lvlJc w:val="left"/>
+      <w:pPr>
+        <w:tabs>
+          <w:tab w:val="num" w:pos="2160"/>
+        </w:tabs>
+        <w:ind w:left="2160" w:hanging="360"/>
+      </w:pPr>
+      <w:rPr>
+        <w:rFonts w:ascii="Wingdings" w:hAnsi="Wingdings" w:hint="default"/>
+        <w:sz w:val="20"/>
+      </w:rPr>
+    </w:lvl>
+    <w:lvl w:ilvl="3" w:tentative="1">
+      <w:start w:val="1"/>
+      <w:numFmt w:val="bullet"/>
+      <w:lvlText w:val=""/>
+      <w:lvlJc w:val="left"/>
+      <w:pPr>
+        <w:tabs>
+          <w:tab w:val="num" w:pos="2880"/>
+        </w:tabs>
+        <w:ind w:left="2880" w:hanging="360"/>
+      </w:pPr>
+      <w:rPr>
+        <w:rFonts w:ascii="Wingdings" w:hAnsi="Wingdings" w:hint="default"/>
+        <w:sz w:val="20"/>
+      </w:rPr>
+    </w:lvl>
+    <w:lvl w:ilvl="4" w:tentative="1">
+      <w:start w:val="1"/>
+      <w:numFmt w:val="bullet"/>
+      <w:lvlText w:val=""/>
+      <w:lvlJc w:val="left"/>
+      <w:pPr>
+        <w:tabs>
+          <w:tab w:val="num" w:pos="3600"/>
+        </w:tabs>
+        <w:ind w:left="3600" w:hanging="360"/>
+      </w:pPr>
+      <w:rPr>
+        <w:rFonts w:ascii="Wingdings" w:hAnsi="Wingdings" w:hint="default"/>
+        <w:sz w:val="20"/>
+      </w:rPr>
+    </w:lvl>
+    <w:lvl w:ilvl="5" w:tentative="1">
+      <w:start w:val="1"/>
+      <w:numFmt w:val="bullet"/>
+      <w:lvlText w:val=""/>
+      <w:lvlJc w:val="left"/>
+      <w:pPr>
+        <w:tabs>
+          <w:tab w:val="num" w:pos="4320"/>
+        </w:tabs>
+        <w:ind w:left="4320" w:hanging="360"/>
+      </w:pPr>
+      <w:rPr>
+        <w:rFonts w:ascii="Wingdings" w:hAnsi="Wingdings" w:hint="default"/>
+        <w:sz w:val="20"/>
+      </w:rPr>
+    </w:lvl>
+    <w:lvl w:ilvl="6" w:tentative="1">
+      <w:start w:val="1"/>
+      <w:numFmt w:val="bullet"/>
+      <w:lvlText w:val=""/>
+      <w:lvlJc w:val="left"/>
+      <w:pPr>
+        <w:tabs>
+          <w:tab w:val="num" w:pos="5040"/>
+        </w:tabs>
+        <w:ind w:left="5040" w:hanging="360"/>
+      </w:pPr>
+      <w:rPr>
+        <w:rFonts w:ascii="Wingdings" w:hAnsi="Wingdings" w:hint="default"/>
+        <w:sz w:val="20"/>
+      </w:rPr>
+    </w:lvl>
+    <w:lvl w:ilvl="7" w:tentative="1">
+      <w:start w:val="1"/>
+      <w:numFmt w:val="bullet"/>
+      <w:lvlText w:val=""/>
+      <w:lvlJc w:val="left"/>
+      <w:pPr>
+        <w:tabs>
+          <w:tab w:val="num" w:pos="5760"/>
+        </w:tabs>
+        <w:ind w:left="5760" w:hanging="360"/>
+      </w:pPr>
+      <w:rPr>
+        <w:rFonts w:ascii="Wingdings" w:hAnsi="Wingdings" w:hint="default"/>
+        <w:sz w:val="20"/>
+      </w:rPr>
+    </w:lvl>
+    <w:lvl w:ilvl="8" w:tentative="1">
+      <w:start w:val="1"/>
+      <w:numFmt w:val="bullet"/>
+      <w:lvlText w:val=""/>
+      <w:lvlJc w:val="left"/>
+      <w:pPr>
+        <w:tabs>
+          <w:tab w:val="num" w:pos="6480"/>
+        </w:tabs>
+        <w:ind w:left="6480" w:hanging="360"/>
+      </w:pPr>
+      <w:rPr>
+        <w:rFonts w:ascii="Wingdings" w:hAnsi="Wingdings" w:hint="default"/>
+        <w:sz w:val="20"/>
+      </w:rPr>
+    </w:lvl>
+  </w:abstractNum>
+  <w:abstractNum w:abstractNumId="2" w15:restartNumberingAfterBreak="0">
     <w:nsid w:val="0D9364A2"/>
     <w:multiLevelType w:val="multilevel"/>
     <w:tmpl w:val="B0AA1A96"/>
@@ -3940,7 +5546,156 @@
       </w:rPr>
     </w:lvl>
   </w:abstractNum>
-  <w:abstractNum w:abstractNumId="2" w15:restartNumberingAfterBreak="0">
+  <w:abstractNum w:abstractNumId="3" w15:restartNumberingAfterBreak="0">
+    <w:nsid w:val="0DE00026"/>
+    <w:multiLevelType w:val="multilevel"/>
+    <w:tmpl w:val="BB6213B8"/>
+    <w:lvl w:ilvl="0">
+      <w:start w:val="1"/>
+      <w:numFmt w:val="bullet"/>
+      <w:lvlText w:val=""/>
+      <w:lvlJc w:val="left"/>
+      <w:pPr>
+        <w:tabs>
+          <w:tab w:val="num" w:pos="720"/>
+        </w:tabs>
+        <w:ind w:left="720" w:hanging="360"/>
+      </w:pPr>
+      <w:rPr>
+        <w:rFonts w:ascii="Symbol" w:hAnsi="Symbol" w:hint="default"/>
+        <w:sz w:val="20"/>
+      </w:rPr>
+    </w:lvl>
+    <w:lvl w:ilvl="1" w:tentative="1">
+      <w:start w:val="1"/>
+      <w:numFmt w:val="bullet"/>
+      <w:lvlText w:val="o"/>
+      <w:lvlJc w:val="left"/>
+      <w:pPr>
+        <w:tabs>
+          <w:tab w:val="num" w:pos="1440"/>
+        </w:tabs>
+        <w:ind w:left="1440" w:hanging="360"/>
+      </w:pPr>
+      <w:rPr>
+        <w:rFonts w:ascii="Courier New" w:hAnsi="Courier New" w:hint="default"/>
+        <w:sz w:val="20"/>
+      </w:rPr>
+    </w:lvl>
+    <w:lvl w:ilvl="2" w:tentative="1">
+      <w:start w:val="1"/>
+      <w:numFmt w:val="bullet"/>
+      <w:lvlText w:val=""/>
+      <w:lvlJc w:val="left"/>
+      <w:pPr>
+        <w:tabs>
+          <w:tab w:val="num" w:pos="2160"/>
+        </w:tabs>
+        <w:ind w:left="2160" w:hanging="360"/>
+      </w:pPr>
+      <w:rPr>
+        <w:rFonts w:ascii="Wingdings" w:hAnsi="Wingdings" w:hint="default"/>
+        <w:sz w:val="20"/>
+      </w:rPr>
+    </w:lvl>
+    <w:lvl w:ilvl="3" w:tentative="1">
+      <w:start w:val="1"/>
+      <w:numFmt w:val="bullet"/>
+      <w:lvlText w:val=""/>
+      <w:lvlJc w:val="left"/>
+      <w:pPr>
+        <w:tabs>
+          <w:tab w:val="num" w:pos="2880"/>
+        </w:tabs>
+        <w:ind w:left="2880" w:hanging="360"/>
+      </w:pPr>
+      <w:rPr>
+        <w:rFonts w:ascii="Wingdings" w:hAnsi="Wingdings" w:hint="default"/>
+        <w:sz w:val="20"/>
+      </w:rPr>
+    </w:lvl>
+    <w:lvl w:ilvl="4" w:tentative="1">
+      <w:start w:val="1"/>
+      <w:numFmt w:val="bullet"/>
+      <w:lvlText w:val=""/>
+      <w:lvlJc w:val="left"/>
+      <w:pPr>
+        <w:tabs>
+          <w:tab w:val="num" w:pos="3600"/>
+        </w:tabs>
+        <w:ind w:left="3600" w:hanging="360"/>
+      </w:pPr>
+      <w:rPr>
+        <w:rFonts w:ascii="Wingdings" w:hAnsi="Wingdings" w:hint="default"/>
+        <w:sz w:val="20"/>
+      </w:rPr>
+    </w:lvl>
+    <w:lvl w:ilvl="5" w:tentative="1">
+      <w:start w:val="1"/>
+      <w:numFmt w:val="bullet"/>
+      <w:lvlText w:val=""/>
+      <w:lvlJc w:val="left"/>
+      <w:pPr>
+        <w:tabs>
+          <w:tab w:val="num" w:pos="4320"/>
+        </w:tabs>
+        <w:ind w:left="4320" w:hanging="360"/>
+      </w:pPr>
+      <w:rPr>
+        <w:rFonts w:ascii="Wingdings" w:hAnsi="Wingdings" w:hint="default"/>
+        <w:sz w:val="20"/>
+      </w:rPr>
+    </w:lvl>
+    <w:lvl w:ilvl="6" w:tentative="1">
+      <w:start w:val="1"/>
+      <w:numFmt w:val="bullet"/>
+      <w:lvlText w:val=""/>
+      <w:lvlJc w:val="left"/>
+      <w:pPr>
+        <w:tabs>
+          <w:tab w:val="num" w:pos="5040"/>
+        </w:tabs>
+        <w:ind w:left="5040" w:hanging="360"/>
+      </w:pPr>
+      <w:rPr>
+        <w:rFonts w:ascii="Wingdings" w:hAnsi="Wingdings" w:hint="default"/>
+        <w:sz w:val="20"/>
+      </w:rPr>
+    </w:lvl>
+    <w:lvl w:ilvl="7" w:tentative="1">
+      <w:start w:val="1"/>
+      <w:numFmt w:val="bullet"/>
+      <w:lvlText w:val=""/>
+      <w:lvlJc w:val="left"/>
+      <w:pPr>
+        <w:tabs>
+          <w:tab w:val="num" w:pos="5760"/>
+        </w:tabs>
+        <w:ind w:left="5760" w:hanging="360"/>
+      </w:pPr>
+      <w:rPr>
+        <w:rFonts w:ascii="Wingdings" w:hAnsi="Wingdings" w:hint="default"/>
+        <w:sz w:val="20"/>
+      </w:rPr>
+    </w:lvl>
+    <w:lvl w:ilvl="8" w:tentative="1">
+      <w:start w:val="1"/>
+      <w:numFmt w:val="bullet"/>
+      <w:lvlText w:val=""/>
+      <w:lvlJc w:val="left"/>
+      <w:pPr>
+        <w:tabs>
+          <w:tab w:val="num" w:pos="6480"/>
+        </w:tabs>
+        <w:ind w:left="6480" w:hanging="360"/>
+      </w:pPr>
+      <w:rPr>
+        <w:rFonts w:ascii="Wingdings" w:hAnsi="Wingdings" w:hint="default"/>
+        <w:sz w:val="20"/>
+      </w:rPr>
+    </w:lvl>
+  </w:abstractNum>
+  <w:abstractNum w:abstractNumId="4" w15:restartNumberingAfterBreak="0">
     <w:nsid w:val="17A8383A"/>
     <w:multiLevelType w:val="multilevel"/>
     <w:tmpl w:val="040C001F"/>
@@ -4026,7 +5781,156 @@
       </w:pPr>
     </w:lvl>
   </w:abstractNum>
-  <w:abstractNum w:abstractNumId="3" w15:restartNumberingAfterBreak="0">
+  <w:abstractNum w:abstractNumId="5" w15:restartNumberingAfterBreak="0">
+    <w:nsid w:val="19225E43"/>
+    <w:multiLevelType w:val="multilevel"/>
+    <w:tmpl w:val="0D76EC76"/>
+    <w:lvl w:ilvl="0">
+      <w:start w:val="1"/>
+      <w:numFmt w:val="bullet"/>
+      <w:lvlText w:val=""/>
+      <w:lvlJc w:val="left"/>
+      <w:pPr>
+        <w:tabs>
+          <w:tab w:val="num" w:pos="720"/>
+        </w:tabs>
+        <w:ind w:left="720" w:hanging="360"/>
+      </w:pPr>
+      <w:rPr>
+        <w:rFonts w:ascii="Symbol" w:hAnsi="Symbol" w:hint="default"/>
+        <w:sz w:val="20"/>
+      </w:rPr>
+    </w:lvl>
+    <w:lvl w:ilvl="1" w:tentative="1">
+      <w:start w:val="1"/>
+      <w:numFmt w:val="bullet"/>
+      <w:lvlText w:val="o"/>
+      <w:lvlJc w:val="left"/>
+      <w:pPr>
+        <w:tabs>
+          <w:tab w:val="num" w:pos="1440"/>
+        </w:tabs>
+        <w:ind w:left="1440" w:hanging="360"/>
+      </w:pPr>
+      <w:rPr>
+        <w:rFonts w:ascii="Courier New" w:hAnsi="Courier New" w:hint="default"/>
+        <w:sz w:val="20"/>
+      </w:rPr>
+    </w:lvl>
+    <w:lvl w:ilvl="2" w:tentative="1">
+      <w:start w:val="1"/>
+      <w:numFmt w:val="bullet"/>
+      <w:lvlText w:val=""/>
+      <w:lvlJc w:val="left"/>
+      <w:pPr>
+        <w:tabs>
+          <w:tab w:val="num" w:pos="2160"/>
+        </w:tabs>
+        <w:ind w:left="2160" w:hanging="360"/>
+      </w:pPr>
+      <w:rPr>
+        <w:rFonts w:ascii="Wingdings" w:hAnsi="Wingdings" w:hint="default"/>
+        <w:sz w:val="20"/>
+      </w:rPr>
+    </w:lvl>
+    <w:lvl w:ilvl="3" w:tentative="1">
+      <w:start w:val="1"/>
+      <w:numFmt w:val="bullet"/>
+      <w:lvlText w:val=""/>
+      <w:lvlJc w:val="left"/>
+      <w:pPr>
+        <w:tabs>
+          <w:tab w:val="num" w:pos="2880"/>
+        </w:tabs>
+        <w:ind w:left="2880" w:hanging="360"/>
+      </w:pPr>
+      <w:rPr>
+        <w:rFonts w:ascii="Wingdings" w:hAnsi="Wingdings" w:hint="default"/>
+        <w:sz w:val="20"/>
+      </w:rPr>
+    </w:lvl>
+    <w:lvl w:ilvl="4" w:tentative="1">
+      <w:start w:val="1"/>
+      <w:numFmt w:val="bullet"/>
+      <w:lvlText w:val=""/>
+      <w:lvlJc w:val="left"/>
+      <w:pPr>
+        <w:tabs>
+          <w:tab w:val="num" w:pos="3600"/>
+        </w:tabs>
+        <w:ind w:left="3600" w:hanging="360"/>
+      </w:pPr>
+      <w:rPr>
+        <w:rFonts w:ascii="Wingdings" w:hAnsi="Wingdings" w:hint="default"/>
+        <w:sz w:val="20"/>
+      </w:rPr>
+    </w:lvl>
+    <w:lvl w:ilvl="5" w:tentative="1">
+      <w:start w:val="1"/>
+      <w:numFmt w:val="bullet"/>
+      <w:lvlText w:val=""/>
+      <w:lvlJc w:val="left"/>
+      <w:pPr>
+        <w:tabs>
+          <w:tab w:val="num" w:pos="4320"/>
+        </w:tabs>
+        <w:ind w:left="4320" w:hanging="360"/>
+      </w:pPr>
+      <w:rPr>
+        <w:rFonts w:ascii="Wingdings" w:hAnsi="Wingdings" w:hint="default"/>
+        <w:sz w:val="20"/>
+      </w:rPr>
+    </w:lvl>
+    <w:lvl w:ilvl="6" w:tentative="1">
+      <w:start w:val="1"/>
+      <w:numFmt w:val="bullet"/>
+      <w:lvlText w:val=""/>
+      <w:lvlJc w:val="left"/>
+      <w:pPr>
+        <w:tabs>
+          <w:tab w:val="num" w:pos="5040"/>
+        </w:tabs>
+        <w:ind w:left="5040" w:hanging="360"/>
+      </w:pPr>
+      <w:rPr>
+        <w:rFonts w:ascii="Wingdings" w:hAnsi="Wingdings" w:hint="default"/>
+        <w:sz w:val="20"/>
+      </w:rPr>
+    </w:lvl>
+    <w:lvl w:ilvl="7" w:tentative="1">
+      <w:start w:val="1"/>
+      <w:numFmt w:val="bullet"/>
+      <w:lvlText w:val=""/>
+      <w:lvlJc w:val="left"/>
+      <w:pPr>
+        <w:tabs>
+          <w:tab w:val="num" w:pos="5760"/>
+        </w:tabs>
+        <w:ind w:left="5760" w:hanging="360"/>
+      </w:pPr>
+      <w:rPr>
+        <w:rFonts w:ascii="Wingdings" w:hAnsi="Wingdings" w:hint="default"/>
+        <w:sz w:val="20"/>
+      </w:rPr>
+    </w:lvl>
+    <w:lvl w:ilvl="8" w:tentative="1">
+      <w:start w:val="1"/>
+      <w:numFmt w:val="bullet"/>
+      <w:lvlText w:val=""/>
+      <w:lvlJc w:val="left"/>
+      <w:pPr>
+        <w:tabs>
+          <w:tab w:val="num" w:pos="6480"/>
+        </w:tabs>
+        <w:ind w:left="6480" w:hanging="360"/>
+      </w:pPr>
+      <w:rPr>
+        <w:rFonts w:ascii="Wingdings" w:hAnsi="Wingdings" w:hint="default"/>
+        <w:sz w:val="20"/>
+      </w:rPr>
+    </w:lvl>
+  </w:abstractNum>
+  <w:abstractNum w:abstractNumId="6" w15:restartNumberingAfterBreak="0">
     <w:nsid w:val="1CAB78E0"/>
     <w:multiLevelType w:val="multilevel"/>
     <w:tmpl w:val="F7B6867A"/>
@@ -4175,7 +6079,7 @@
       </w:rPr>
     </w:lvl>
   </w:abstractNum>
-  <w:abstractNum w:abstractNumId="4" w15:restartNumberingAfterBreak="0">
+  <w:abstractNum w:abstractNumId="7" w15:restartNumberingAfterBreak="0">
     <w:nsid w:val="21A43B7F"/>
     <w:multiLevelType w:val="multilevel"/>
     <w:tmpl w:val="91B678A4"/>
@@ -4324,7 +6228,156 @@
       </w:rPr>
     </w:lvl>
   </w:abstractNum>
-  <w:abstractNum w:abstractNumId="5" w15:restartNumberingAfterBreak="0">
+  <w:abstractNum w:abstractNumId="8" w15:restartNumberingAfterBreak="0">
+    <w:nsid w:val="21C65160"/>
+    <w:multiLevelType w:val="multilevel"/>
+    <w:tmpl w:val="41B05952"/>
+    <w:lvl w:ilvl="0">
+      <w:start w:val="1"/>
+      <w:numFmt w:val="bullet"/>
+      <w:lvlText w:val=""/>
+      <w:lvlJc w:val="left"/>
+      <w:pPr>
+        <w:tabs>
+          <w:tab w:val="num" w:pos="720"/>
+        </w:tabs>
+        <w:ind w:left="720" w:hanging="360"/>
+      </w:pPr>
+      <w:rPr>
+        <w:rFonts w:ascii="Symbol" w:hAnsi="Symbol" w:hint="default"/>
+        <w:sz w:val="20"/>
+      </w:rPr>
+    </w:lvl>
+    <w:lvl w:ilvl="1" w:tentative="1">
+      <w:start w:val="1"/>
+      <w:numFmt w:val="bullet"/>
+      <w:lvlText w:val="o"/>
+      <w:lvlJc w:val="left"/>
+      <w:pPr>
+        <w:tabs>
+          <w:tab w:val="num" w:pos="1440"/>
+        </w:tabs>
+        <w:ind w:left="1440" w:hanging="360"/>
+      </w:pPr>
+      <w:rPr>
+        <w:rFonts w:ascii="Courier New" w:hAnsi="Courier New" w:hint="default"/>
+        <w:sz w:val="20"/>
+      </w:rPr>
+    </w:lvl>
+    <w:lvl w:ilvl="2" w:tentative="1">
+      <w:start w:val="1"/>
+      <w:numFmt w:val="bullet"/>
+      <w:lvlText w:val=""/>
+      <w:lvlJc w:val="left"/>
+      <w:pPr>
+        <w:tabs>
+          <w:tab w:val="num" w:pos="2160"/>
+        </w:tabs>
+        <w:ind w:left="2160" w:hanging="360"/>
+      </w:pPr>
+      <w:rPr>
+        <w:rFonts w:ascii="Wingdings" w:hAnsi="Wingdings" w:hint="default"/>
+        <w:sz w:val="20"/>
+      </w:rPr>
+    </w:lvl>
+    <w:lvl w:ilvl="3" w:tentative="1">
+      <w:start w:val="1"/>
+      <w:numFmt w:val="bullet"/>
+      <w:lvlText w:val=""/>
+      <w:lvlJc w:val="left"/>
+      <w:pPr>
+        <w:tabs>
+          <w:tab w:val="num" w:pos="2880"/>
+        </w:tabs>
+        <w:ind w:left="2880" w:hanging="360"/>
+      </w:pPr>
+      <w:rPr>
+        <w:rFonts w:ascii="Wingdings" w:hAnsi="Wingdings" w:hint="default"/>
+        <w:sz w:val="20"/>
+      </w:rPr>
+    </w:lvl>
+    <w:lvl w:ilvl="4" w:tentative="1">
+      <w:start w:val="1"/>
+      <w:numFmt w:val="bullet"/>
+      <w:lvlText w:val=""/>
+      <w:lvlJc w:val="left"/>
+      <w:pPr>
+        <w:tabs>
+          <w:tab w:val="num" w:pos="3600"/>
+        </w:tabs>
+        <w:ind w:left="3600" w:hanging="360"/>
+      </w:pPr>
+      <w:rPr>
+        <w:rFonts w:ascii="Wingdings" w:hAnsi="Wingdings" w:hint="default"/>
+        <w:sz w:val="20"/>
+      </w:rPr>
+    </w:lvl>
+    <w:lvl w:ilvl="5" w:tentative="1">
+      <w:start w:val="1"/>
+      <w:numFmt w:val="bullet"/>
+      <w:lvlText w:val=""/>
+      <w:lvlJc w:val="left"/>
+      <w:pPr>
+        <w:tabs>
+          <w:tab w:val="num" w:pos="4320"/>
+        </w:tabs>
+        <w:ind w:left="4320" w:hanging="360"/>
+      </w:pPr>
+      <w:rPr>
+        <w:rFonts w:ascii="Wingdings" w:hAnsi="Wingdings" w:hint="default"/>
+        <w:sz w:val="20"/>
+      </w:rPr>
+    </w:lvl>
+    <w:lvl w:ilvl="6" w:tentative="1">
+      <w:start w:val="1"/>
+      <w:numFmt w:val="bullet"/>
+      <w:lvlText w:val=""/>
+      <w:lvlJc w:val="left"/>
+      <w:pPr>
+        <w:tabs>
+          <w:tab w:val="num" w:pos="5040"/>
+        </w:tabs>
+        <w:ind w:left="5040" w:hanging="360"/>
+      </w:pPr>
+      <w:rPr>
+        <w:rFonts w:ascii="Wingdings" w:hAnsi="Wingdings" w:hint="default"/>
+        <w:sz w:val="20"/>
+      </w:rPr>
+    </w:lvl>
+    <w:lvl w:ilvl="7" w:tentative="1">
+      <w:start w:val="1"/>
+      <w:numFmt w:val="bullet"/>
+      <w:lvlText w:val=""/>
+      <w:lvlJc w:val="left"/>
+      <w:pPr>
+        <w:tabs>
+          <w:tab w:val="num" w:pos="5760"/>
+        </w:tabs>
+        <w:ind w:left="5760" w:hanging="360"/>
+      </w:pPr>
+      <w:rPr>
+        <w:rFonts w:ascii="Wingdings" w:hAnsi="Wingdings" w:hint="default"/>
+        <w:sz w:val="20"/>
+      </w:rPr>
+    </w:lvl>
+    <w:lvl w:ilvl="8" w:tentative="1">
+      <w:start w:val="1"/>
+      <w:numFmt w:val="bullet"/>
+      <w:lvlText w:val=""/>
+      <w:lvlJc w:val="left"/>
+      <w:pPr>
+        <w:tabs>
+          <w:tab w:val="num" w:pos="6480"/>
+        </w:tabs>
+        <w:ind w:left="6480" w:hanging="360"/>
+      </w:pPr>
+      <w:rPr>
+        <w:rFonts w:ascii="Wingdings" w:hAnsi="Wingdings" w:hint="default"/>
+        <w:sz w:val="20"/>
+      </w:rPr>
+    </w:lvl>
+  </w:abstractNum>
+  <w:abstractNum w:abstractNumId="9" w15:restartNumberingAfterBreak="0">
     <w:nsid w:val="23D2624F"/>
     <w:multiLevelType w:val="multilevel"/>
     <w:tmpl w:val="69262EF4"/>
@@ -4473,7 +6526,7 @@
       </w:rPr>
     </w:lvl>
   </w:abstractNum>
-  <w:abstractNum w:abstractNumId="6" w15:restartNumberingAfterBreak="0">
+  <w:abstractNum w:abstractNumId="10" w15:restartNumberingAfterBreak="0">
     <w:nsid w:val="247028F8"/>
     <w:multiLevelType w:val="multilevel"/>
     <w:tmpl w:val="040C001F"/>
@@ -4559,7 +6612,7 @@
       </w:pPr>
     </w:lvl>
   </w:abstractNum>
-  <w:abstractNum w:abstractNumId="7" w15:restartNumberingAfterBreak="0">
+  <w:abstractNum w:abstractNumId="11" w15:restartNumberingAfterBreak="0">
     <w:nsid w:val="25086EDC"/>
     <w:multiLevelType w:val="multilevel"/>
     <w:tmpl w:val="621416B0"/>
@@ -4708,7 +6761,7 @@
       </w:rPr>
     </w:lvl>
   </w:abstractNum>
-  <w:abstractNum w:abstractNumId="8" w15:restartNumberingAfterBreak="0">
+  <w:abstractNum w:abstractNumId="12" w15:restartNumberingAfterBreak="0">
     <w:nsid w:val="29320AFC"/>
     <w:multiLevelType w:val="multilevel"/>
     <w:tmpl w:val="1408FC6E"/>
@@ -4821,7 +6874,7 @@
       </w:pPr>
     </w:lvl>
   </w:abstractNum>
-  <w:abstractNum w:abstractNumId="9" w15:restartNumberingAfterBreak="0">
+  <w:abstractNum w:abstractNumId="13" w15:restartNumberingAfterBreak="0">
     <w:nsid w:val="304F731C"/>
     <w:multiLevelType w:val="multilevel"/>
     <w:tmpl w:val="70E0DA12"/>
@@ -4970,7 +7023,7 @@
       </w:rPr>
     </w:lvl>
   </w:abstractNum>
-  <w:abstractNum w:abstractNumId="10" w15:restartNumberingAfterBreak="0">
+  <w:abstractNum w:abstractNumId="14" w15:restartNumberingAfterBreak="0">
     <w:nsid w:val="314556EB"/>
     <w:multiLevelType w:val="multilevel"/>
     <w:tmpl w:val="8FF8A962"/>
@@ -5002,7 +7055,7 @@
         <w:sz w:val="20"/>
       </w:rPr>
     </w:lvl>
-    <w:lvl w:ilvl="2" w:tentative="1">
+    <w:lvl w:ilvl="2">
       <w:start w:val="1"/>
       <w:numFmt w:val="decimal"/>
       <w:lvlText w:val="%3."/>
@@ -5087,7 +7140,7 @@
       </w:pPr>
     </w:lvl>
   </w:abstractNum>
-  <w:abstractNum w:abstractNumId="11" w15:restartNumberingAfterBreak="0">
+  <w:abstractNum w:abstractNumId="15" w15:restartNumberingAfterBreak="0">
     <w:nsid w:val="36C25F40"/>
     <w:multiLevelType w:val="multilevel"/>
     <w:tmpl w:val="B7968816"/>
@@ -5236,7 +7289,7 @@
       </w:rPr>
     </w:lvl>
   </w:abstractNum>
-  <w:abstractNum w:abstractNumId="12" w15:restartNumberingAfterBreak="0">
+  <w:abstractNum w:abstractNumId="16" w15:restartNumberingAfterBreak="0">
     <w:nsid w:val="3F184B86"/>
     <w:multiLevelType w:val="multilevel"/>
     <w:tmpl w:val="7F2AECF0"/>
@@ -5325,7 +7378,7 @@
       </w:pPr>
     </w:lvl>
   </w:abstractNum>
-  <w:abstractNum w:abstractNumId="13" w15:restartNumberingAfterBreak="0">
+  <w:abstractNum w:abstractNumId="17" w15:restartNumberingAfterBreak="0">
     <w:nsid w:val="428D4A3D"/>
     <w:multiLevelType w:val="multilevel"/>
     <w:tmpl w:val="91E0AF0A"/>
@@ -5474,7 +7527,7 @@
       </w:rPr>
     </w:lvl>
   </w:abstractNum>
-  <w:abstractNum w:abstractNumId="14" w15:restartNumberingAfterBreak="0">
+  <w:abstractNum w:abstractNumId="18" w15:restartNumberingAfterBreak="0">
     <w:nsid w:val="47281E97"/>
     <w:multiLevelType w:val="multilevel"/>
     <w:tmpl w:val="78A27650"/>
@@ -5623,7 +7676,7 @@
       </w:rPr>
     </w:lvl>
   </w:abstractNum>
-  <w:abstractNum w:abstractNumId="15" w15:restartNumberingAfterBreak="0">
+  <w:abstractNum w:abstractNumId="19" w15:restartNumberingAfterBreak="0">
     <w:nsid w:val="4B4136CD"/>
     <w:multiLevelType w:val="multilevel"/>
     <w:tmpl w:val="13F61F34"/>
@@ -5772,7 +7825,7 @@
       </w:rPr>
     </w:lvl>
   </w:abstractNum>
-  <w:abstractNum w:abstractNumId="16" w15:restartNumberingAfterBreak="0">
+  <w:abstractNum w:abstractNumId="20" w15:restartNumberingAfterBreak="0">
     <w:nsid w:val="4C9E0BEE"/>
     <w:multiLevelType w:val="multilevel"/>
     <w:tmpl w:val="D4E01048"/>
@@ -5885,7 +7938,7 @@
       </w:pPr>
     </w:lvl>
   </w:abstractNum>
-  <w:abstractNum w:abstractNumId="17" w15:restartNumberingAfterBreak="0">
+  <w:abstractNum w:abstractNumId="21" w15:restartNumberingAfterBreak="0">
     <w:nsid w:val="50632D7C"/>
     <w:multiLevelType w:val="multilevel"/>
     <w:tmpl w:val="4D58C2EA"/>
@@ -5998,7 +8051,7 @@
       </w:pPr>
     </w:lvl>
   </w:abstractNum>
-  <w:abstractNum w:abstractNumId="18" w15:restartNumberingAfterBreak="0">
+  <w:abstractNum w:abstractNumId="22" w15:restartNumberingAfterBreak="0">
     <w:nsid w:val="51C35EA6"/>
     <w:multiLevelType w:val="multilevel"/>
     <w:tmpl w:val="040C001F"/>
@@ -6084,7 +8137,7 @@
       </w:pPr>
     </w:lvl>
   </w:abstractNum>
-  <w:abstractNum w:abstractNumId="19" w15:restartNumberingAfterBreak="0">
+  <w:abstractNum w:abstractNumId="23" w15:restartNumberingAfterBreak="0">
     <w:nsid w:val="5227718B"/>
     <w:multiLevelType w:val="multilevel"/>
     <w:tmpl w:val="040C001F"/>
@@ -6170,7 +8223,7 @@
       </w:pPr>
     </w:lvl>
   </w:abstractNum>
-  <w:abstractNum w:abstractNumId="20" w15:restartNumberingAfterBreak="0">
+  <w:abstractNum w:abstractNumId="24" w15:restartNumberingAfterBreak="0">
     <w:nsid w:val="54C55788"/>
     <w:multiLevelType w:val="multilevel"/>
     <w:tmpl w:val="99A49574"/>
@@ -6319,7 +8372,156 @@
       </w:rPr>
     </w:lvl>
   </w:abstractNum>
-  <w:abstractNum w:abstractNumId="21" w15:restartNumberingAfterBreak="0">
+  <w:abstractNum w:abstractNumId="25" w15:restartNumberingAfterBreak="0">
+    <w:nsid w:val="5AC462AB"/>
+    <w:multiLevelType w:val="multilevel"/>
+    <w:tmpl w:val="EB860286"/>
+    <w:lvl w:ilvl="0">
+      <w:start w:val="1"/>
+      <w:numFmt w:val="bullet"/>
+      <w:lvlText w:val=""/>
+      <w:lvlJc w:val="left"/>
+      <w:pPr>
+        <w:tabs>
+          <w:tab w:val="num" w:pos="720"/>
+        </w:tabs>
+        <w:ind w:left="720" w:hanging="360"/>
+      </w:pPr>
+      <w:rPr>
+        <w:rFonts w:ascii="Symbol" w:hAnsi="Symbol" w:hint="default"/>
+        <w:sz w:val="20"/>
+      </w:rPr>
+    </w:lvl>
+    <w:lvl w:ilvl="1" w:tentative="1">
+      <w:start w:val="1"/>
+      <w:numFmt w:val="bullet"/>
+      <w:lvlText w:val="o"/>
+      <w:lvlJc w:val="left"/>
+      <w:pPr>
+        <w:tabs>
+          <w:tab w:val="num" w:pos="1440"/>
+        </w:tabs>
+        <w:ind w:left="1440" w:hanging="360"/>
+      </w:pPr>
+      <w:rPr>
+        <w:rFonts w:ascii="Courier New" w:hAnsi="Courier New" w:hint="default"/>
+        <w:sz w:val="20"/>
+      </w:rPr>
+    </w:lvl>
+    <w:lvl w:ilvl="2" w:tentative="1">
+      <w:start w:val="1"/>
+      <w:numFmt w:val="bullet"/>
+      <w:lvlText w:val=""/>
+      <w:lvlJc w:val="left"/>
+      <w:pPr>
+        <w:tabs>
+          <w:tab w:val="num" w:pos="2160"/>
+        </w:tabs>
+        <w:ind w:left="2160" w:hanging="360"/>
+      </w:pPr>
+      <w:rPr>
+        <w:rFonts w:ascii="Wingdings" w:hAnsi="Wingdings" w:hint="default"/>
+        <w:sz w:val="20"/>
+      </w:rPr>
+    </w:lvl>
+    <w:lvl w:ilvl="3" w:tentative="1">
+      <w:start w:val="1"/>
+      <w:numFmt w:val="bullet"/>
+      <w:lvlText w:val=""/>
+      <w:lvlJc w:val="left"/>
+      <w:pPr>
+        <w:tabs>
+          <w:tab w:val="num" w:pos="2880"/>
+        </w:tabs>
+        <w:ind w:left="2880" w:hanging="360"/>
+      </w:pPr>
+      <w:rPr>
+        <w:rFonts w:ascii="Wingdings" w:hAnsi="Wingdings" w:hint="default"/>
+        <w:sz w:val="20"/>
+      </w:rPr>
+    </w:lvl>
+    <w:lvl w:ilvl="4" w:tentative="1">
+      <w:start w:val="1"/>
+      <w:numFmt w:val="bullet"/>
+      <w:lvlText w:val=""/>
+      <w:lvlJc w:val="left"/>
+      <w:pPr>
+        <w:tabs>
+          <w:tab w:val="num" w:pos="3600"/>
+        </w:tabs>
+        <w:ind w:left="3600" w:hanging="360"/>
+      </w:pPr>
+      <w:rPr>
+        <w:rFonts w:ascii="Wingdings" w:hAnsi="Wingdings" w:hint="default"/>
+        <w:sz w:val="20"/>
+      </w:rPr>
+    </w:lvl>
+    <w:lvl w:ilvl="5" w:tentative="1">
+      <w:start w:val="1"/>
+      <w:numFmt w:val="bullet"/>
+      <w:lvlText w:val=""/>
+      <w:lvlJc w:val="left"/>
+      <w:pPr>
+        <w:tabs>
+          <w:tab w:val="num" w:pos="4320"/>
+        </w:tabs>
+        <w:ind w:left="4320" w:hanging="360"/>
+      </w:pPr>
+      <w:rPr>
+        <w:rFonts w:ascii="Wingdings" w:hAnsi="Wingdings" w:hint="default"/>
+        <w:sz w:val="20"/>
+      </w:rPr>
+    </w:lvl>
+    <w:lvl w:ilvl="6" w:tentative="1">
+      <w:start w:val="1"/>
+      <w:numFmt w:val="bullet"/>
+      <w:lvlText w:val=""/>
+      <w:lvlJc w:val="left"/>
+      <w:pPr>
+        <w:tabs>
+          <w:tab w:val="num" w:pos="5040"/>
+        </w:tabs>
+        <w:ind w:left="5040" w:hanging="360"/>
+      </w:pPr>
+      <w:rPr>
+        <w:rFonts w:ascii="Wingdings" w:hAnsi="Wingdings" w:hint="default"/>
+        <w:sz w:val="20"/>
+      </w:rPr>
+    </w:lvl>
+    <w:lvl w:ilvl="7" w:tentative="1">
+      <w:start w:val="1"/>
+      <w:numFmt w:val="bullet"/>
+      <w:lvlText w:val=""/>
+      <w:lvlJc w:val="left"/>
+      <w:pPr>
+        <w:tabs>
+          <w:tab w:val="num" w:pos="5760"/>
+        </w:tabs>
+        <w:ind w:left="5760" w:hanging="360"/>
+      </w:pPr>
+      <w:rPr>
+        <w:rFonts w:ascii="Wingdings" w:hAnsi="Wingdings" w:hint="default"/>
+        <w:sz w:val="20"/>
+      </w:rPr>
+    </w:lvl>
+    <w:lvl w:ilvl="8" w:tentative="1">
+      <w:start w:val="1"/>
+      <w:numFmt w:val="bullet"/>
+      <w:lvlText w:val=""/>
+      <w:lvlJc w:val="left"/>
+      <w:pPr>
+        <w:tabs>
+          <w:tab w:val="num" w:pos="6480"/>
+        </w:tabs>
+        <w:ind w:left="6480" w:hanging="360"/>
+      </w:pPr>
+      <w:rPr>
+        <w:rFonts w:ascii="Wingdings" w:hAnsi="Wingdings" w:hint="default"/>
+        <w:sz w:val="20"/>
+      </w:rPr>
+    </w:lvl>
+  </w:abstractNum>
+  <w:abstractNum w:abstractNumId="26" w15:restartNumberingAfterBreak="0">
     <w:nsid w:val="5CBC6CAD"/>
     <w:multiLevelType w:val="multilevel"/>
     <w:tmpl w:val="040C001F"/>
@@ -6405,7 +8607,7 @@
       </w:pPr>
     </w:lvl>
   </w:abstractNum>
-  <w:abstractNum w:abstractNumId="22" w15:restartNumberingAfterBreak="0">
+  <w:abstractNum w:abstractNumId="27" w15:restartNumberingAfterBreak="0">
     <w:nsid w:val="5F64562C"/>
     <w:multiLevelType w:val="multilevel"/>
     <w:tmpl w:val="1682CBEE"/>
@@ -6518,7 +8720,305 @@
       </w:pPr>
     </w:lvl>
   </w:abstractNum>
-  <w:abstractNum w:abstractNumId="23" w15:restartNumberingAfterBreak="0">
+  <w:abstractNum w:abstractNumId="28" w15:restartNumberingAfterBreak="0">
+    <w:nsid w:val="65DF63E1"/>
+    <w:multiLevelType w:val="multilevel"/>
+    <w:tmpl w:val="F1DC396C"/>
+    <w:lvl w:ilvl="0">
+      <w:start w:val="1"/>
+      <w:numFmt w:val="bullet"/>
+      <w:lvlText w:val=""/>
+      <w:lvlJc w:val="left"/>
+      <w:pPr>
+        <w:tabs>
+          <w:tab w:val="num" w:pos="720"/>
+        </w:tabs>
+        <w:ind w:left="720" w:hanging="360"/>
+      </w:pPr>
+      <w:rPr>
+        <w:rFonts w:ascii="Symbol" w:hAnsi="Symbol" w:hint="default"/>
+        <w:sz w:val="20"/>
+      </w:rPr>
+    </w:lvl>
+    <w:lvl w:ilvl="1" w:tentative="1">
+      <w:start w:val="1"/>
+      <w:numFmt w:val="bullet"/>
+      <w:lvlText w:val="o"/>
+      <w:lvlJc w:val="left"/>
+      <w:pPr>
+        <w:tabs>
+          <w:tab w:val="num" w:pos="1440"/>
+        </w:tabs>
+        <w:ind w:left="1440" w:hanging="360"/>
+      </w:pPr>
+      <w:rPr>
+        <w:rFonts w:ascii="Courier New" w:hAnsi="Courier New" w:hint="default"/>
+        <w:sz w:val="20"/>
+      </w:rPr>
+    </w:lvl>
+    <w:lvl w:ilvl="2" w:tentative="1">
+      <w:start w:val="1"/>
+      <w:numFmt w:val="bullet"/>
+      <w:lvlText w:val=""/>
+      <w:lvlJc w:val="left"/>
+      <w:pPr>
+        <w:tabs>
+          <w:tab w:val="num" w:pos="2160"/>
+        </w:tabs>
+        <w:ind w:left="2160" w:hanging="360"/>
+      </w:pPr>
+      <w:rPr>
+        <w:rFonts w:ascii="Wingdings" w:hAnsi="Wingdings" w:hint="default"/>
+        <w:sz w:val="20"/>
+      </w:rPr>
+    </w:lvl>
+    <w:lvl w:ilvl="3" w:tentative="1">
+      <w:start w:val="1"/>
+      <w:numFmt w:val="bullet"/>
+      <w:lvlText w:val=""/>
+      <w:lvlJc w:val="left"/>
+      <w:pPr>
+        <w:tabs>
+          <w:tab w:val="num" w:pos="2880"/>
+        </w:tabs>
+        <w:ind w:left="2880" w:hanging="360"/>
+      </w:pPr>
+      <w:rPr>
+        <w:rFonts w:ascii="Wingdings" w:hAnsi="Wingdings" w:hint="default"/>
+        <w:sz w:val="20"/>
+      </w:rPr>
+    </w:lvl>
+    <w:lvl w:ilvl="4" w:tentative="1">
+      <w:start w:val="1"/>
+      <w:numFmt w:val="bullet"/>
+      <w:lvlText w:val=""/>
+      <w:lvlJc w:val="left"/>
+      <w:pPr>
+        <w:tabs>
+          <w:tab w:val="num" w:pos="3600"/>
+        </w:tabs>
+        <w:ind w:left="3600" w:hanging="360"/>
+      </w:pPr>
+      <w:rPr>
+        <w:rFonts w:ascii="Wingdings" w:hAnsi="Wingdings" w:hint="default"/>
+        <w:sz w:val="20"/>
+      </w:rPr>
+    </w:lvl>
+    <w:lvl w:ilvl="5" w:tentative="1">
+      <w:start w:val="1"/>
+      <w:numFmt w:val="bullet"/>
+      <w:lvlText w:val=""/>
+      <w:lvlJc w:val="left"/>
+      <w:pPr>
+        <w:tabs>
+          <w:tab w:val="num" w:pos="4320"/>
+        </w:tabs>
+        <w:ind w:left="4320" w:hanging="360"/>
+      </w:pPr>
+      <w:rPr>
+        <w:rFonts w:ascii="Wingdings" w:hAnsi="Wingdings" w:hint="default"/>
+        <w:sz w:val="20"/>
+      </w:rPr>
+    </w:lvl>
+    <w:lvl w:ilvl="6" w:tentative="1">
+      <w:start w:val="1"/>
+      <w:numFmt w:val="bullet"/>
+      <w:lvlText w:val=""/>
+      <w:lvlJc w:val="left"/>
+      <w:pPr>
+        <w:tabs>
+          <w:tab w:val="num" w:pos="5040"/>
+        </w:tabs>
+        <w:ind w:left="5040" w:hanging="360"/>
+      </w:pPr>
+      <w:rPr>
+        <w:rFonts w:ascii="Wingdings" w:hAnsi="Wingdings" w:hint="default"/>
+        <w:sz w:val="20"/>
+      </w:rPr>
+    </w:lvl>
+    <w:lvl w:ilvl="7" w:tentative="1">
+      <w:start w:val="1"/>
+      <w:numFmt w:val="bullet"/>
+      <w:lvlText w:val=""/>
+      <w:lvlJc w:val="left"/>
+      <w:pPr>
+        <w:tabs>
+          <w:tab w:val="num" w:pos="5760"/>
+        </w:tabs>
+        <w:ind w:left="5760" w:hanging="360"/>
+      </w:pPr>
+      <w:rPr>
+        <w:rFonts w:ascii="Wingdings" w:hAnsi="Wingdings" w:hint="default"/>
+        <w:sz w:val="20"/>
+      </w:rPr>
+    </w:lvl>
+    <w:lvl w:ilvl="8" w:tentative="1">
+      <w:start w:val="1"/>
+      <w:numFmt w:val="bullet"/>
+      <w:lvlText w:val=""/>
+      <w:lvlJc w:val="left"/>
+      <w:pPr>
+        <w:tabs>
+          <w:tab w:val="num" w:pos="6480"/>
+        </w:tabs>
+        <w:ind w:left="6480" w:hanging="360"/>
+      </w:pPr>
+      <w:rPr>
+        <w:rFonts w:ascii="Wingdings" w:hAnsi="Wingdings" w:hint="default"/>
+        <w:sz w:val="20"/>
+      </w:rPr>
+    </w:lvl>
+  </w:abstractNum>
+  <w:abstractNum w:abstractNumId="29" w15:restartNumberingAfterBreak="0">
+    <w:nsid w:val="68B002BF"/>
+    <w:multiLevelType w:val="multilevel"/>
+    <w:tmpl w:val="2834D056"/>
+    <w:lvl w:ilvl="0">
+      <w:start w:val="1"/>
+      <w:numFmt w:val="bullet"/>
+      <w:lvlText w:val=""/>
+      <w:lvlJc w:val="left"/>
+      <w:pPr>
+        <w:tabs>
+          <w:tab w:val="num" w:pos="720"/>
+        </w:tabs>
+        <w:ind w:left="720" w:hanging="360"/>
+      </w:pPr>
+      <w:rPr>
+        <w:rFonts w:ascii="Symbol" w:hAnsi="Symbol" w:hint="default"/>
+        <w:sz w:val="20"/>
+      </w:rPr>
+    </w:lvl>
+    <w:lvl w:ilvl="1" w:tentative="1">
+      <w:start w:val="1"/>
+      <w:numFmt w:val="bullet"/>
+      <w:lvlText w:val="o"/>
+      <w:lvlJc w:val="left"/>
+      <w:pPr>
+        <w:tabs>
+          <w:tab w:val="num" w:pos="1440"/>
+        </w:tabs>
+        <w:ind w:left="1440" w:hanging="360"/>
+      </w:pPr>
+      <w:rPr>
+        <w:rFonts w:ascii="Courier New" w:hAnsi="Courier New" w:hint="default"/>
+        <w:sz w:val="20"/>
+      </w:rPr>
+    </w:lvl>
+    <w:lvl w:ilvl="2" w:tentative="1">
+      <w:start w:val="1"/>
+      <w:numFmt w:val="bullet"/>
+      <w:lvlText w:val=""/>
+      <w:lvlJc w:val="left"/>
+      <w:pPr>
+        <w:tabs>
+          <w:tab w:val="num" w:pos="2160"/>
+        </w:tabs>
+        <w:ind w:left="2160" w:hanging="360"/>
+      </w:pPr>
+      <w:rPr>
+        <w:rFonts w:ascii="Wingdings" w:hAnsi="Wingdings" w:hint="default"/>
+        <w:sz w:val="20"/>
+      </w:rPr>
+    </w:lvl>
+    <w:lvl w:ilvl="3" w:tentative="1">
+      <w:start w:val="1"/>
+      <w:numFmt w:val="bullet"/>
+      <w:lvlText w:val=""/>
+      <w:lvlJc w:val="left"/>
+      <w:pPr>
+        <w:tabs>
+          <w:tab w:val="num" w:pos="2880"/>
+        </w:tabs>
+        <w:ind w:left="2880" w:hanging="360"/>
+      </w:pPr>
+      <w:rPr>
+        <w:rFonts w:ascii="Wingdings" w:hAnsi="Wingdings" w:hint="default"/>
+        <w:sz w:val="20"/>
+      </w:rPr>
+    </w:lvl>
+    <w:lvl w:ilvl="4" w:tentative="1">
+      <w:start w:val="1"/>
+      <w:numFmt w:val="bullet"/>
+      <w:lvlText w:val=""/>
+      <w:lvlJc w:val="left"/>
+      <w:pPr>
+        <w:tabs>
+          <w:tab w:val="num" w:pos="3600"/>
+        </w:tabs>
+        <w:ind w:left="3600" w:hanging="360"/>
+      </w:pPr>
+      <w:rPr>
+        <w:rFonts w:ascii="Wingdings" w:hAnsi="Wingdings" w:hint="default"/>
+        <w:sz w:val="20"/>
+      </w:rPr>
+    </w:lvl>
+    <w:lvl w:ilvl="5" w:tentative="1">
+      <w:start w:val="1"/>
+      <w:numFmt w:val="bullet"/>
+      <w:lvlText w:val=""/>
+      <w:lvlJc w:val="left"/>
+      <w:pPr>
+        <w:tabs>
+          <w:tab w:val="num" w:pos="4320"/>
+        </w:tabs>
+        <w:ind w:left="4320" w:hanging="360"/>
+      </w:pPr>
+      <w:rPr>
+        <w:rFonts w:ascii="Wingdings" w:hAnsi="Wingdings" w:hint="default"/>
+        <w:sz w:val="20"/>
+      </w:rPr>
+    </w:lvl>
+    <w:lvl w:ilvl="6" w:tentative="1">
+      <w:start w:val="1"/>
+      <w:numFmt w:val="bullet"/>
+      <w:lvlText w:val=""/>
+      <w:lvlJc w:val="left"/>
+      <w:pPr>
+        <w:tabs>
+          <w:tab w:val="num" w:pos="5040"/>
+        </w:tabs>
+        <w:ind w:left="5040" w:hanging="360"/>
+      </w:pPr>
+      <w:rPr>
+        <w:rFonts w:ascii="Wingdings" w:hAnsi="Wingdings" w:hint="default"/>
+        <w:sz w:val="20"/>
+      </w:rPr>
+    </w:lvl>
+    <w:lvl w:ilvl="7" w:tentative="1">
+      <w:start w:val="1"/>
+      <w:numFmt w:val="bullet"/>
+      <w:lvlText w:val=""/>
+      <w:lvlJc w:val="left"/>
+      <w:pPr>
+        <w:tabs>
+          <w:tab w:val="num" w:pos="5760"/>
+        </w:tabs>
+        <w:ind w:left="5760" w:hanging="360"/>
+      </w:pPr>
+      <w:rPr>
+        <w:rFonts w:ascii="Wingdings" w:hAnsi="Wingdings" w:hint="default"/>
+        <w:sz w:val="20"/>
+      </w:rPr>
+    </w:lvl>
+    <w:lvl w:ilvl="8" w:tentative="1">
+      <w:start w:val="1"/>
+      <w:numFmt w:val="bullet"/>
+      <w:lvlText w:val=""/>
+      <w:lvlJc w:val="left"/>
+      <w:pPr>
+        <w:tabs>
+          <w:tab w:val="num" w:pos="6480"/>
+        </w:tabs>
+        <w:ind w:left="6480" w:hanging="360"/>
+      </w:pPr>
+      <w:rPr>
+        <w:rFonts w:ascii="Wingdings" w:hAnsi="Wingdings" w:hint="default"/>
+        <w:sz w:val="20"/>
+      </w:rPr>
+    </w:lvl>
+  </w:abstractNum>
+  <w:abstractNum w:abstractNumId="30" w15:restartNumberingAfterBreak="0">
     <w:nsid w:val="71970CC3"/>
     <w:multiLevelType w:val="multilevel"/>
     <w:tmpl w:val="6DE0C2C6"/>
@@ -6631,7 +9131,7 @@
       </w:pPr>
     </w:lvl>
   </w:abstractNum>
-  <w:abstractNum w:abstractNumId="24" w15:restartNumberingAfterBreak="0">
+  <w:abstractNum w:abstractNumId="31" w15:restartNumberingAfterBreak="0">
     <w:nsid w:val="72627210"/>
     <w:multiLevelType w:val="multilevel"/>
     <w:tmpl w:val="53846156"/>
@@ -6780,7 +9280,156 @@
       </w:rPr>
     </w:lvl>
   </w:abstractNum>
-  <w:abstractNum w:abstractNumId="25" w15:restartNumberingAfterBreak="0">
+  <w:abstractNum w:abstractNumId="32" w15:restartNumberingAfterBreak="0">
+    <w:nsid w:val="7273777B"/>
+    <w:multiLevelType w:val="multilevel"/>
+    <w:tmpl w:val="F216FAB8"/>
+    <w:lvl w:ilvl="0">
+      <w:start w:val="1"/>
+      <w:numFmt w:val="bullet"/>
+      <w:lvlText w:val=""/>
+      <w:lvlJc w:val="left"/>
+      <w:pPr>
+        <w:tabs>
+          <w:tab w:val="num" w:pos="720"/>
+        </w:tabs>
+        <w:ind w:left="720" w:hanging="360"/>
+      </w:pPr>
+      <w:rPr>
+        <w:rFonts w:ascii="Symbol" w:hAnsi="Symbol" w:hint="default"/>
+        <w:sz w:val="20"/>
+      </w:rPr>
+    </w:lvl>
+    <w:lvl w:ilvl="1" w:tentative="1">
+      <w:start w:val="1"/>
+      <w:numFmt w:val="bullet"/>
+      <w:lvlText w:val="o"/>
+      <w:lvlJc w:val="left"/>
+      <w:pPr>
+        <w:tabs>
+          <w:tab w:val="num" w:pos="1440"/>
+        </w:tabs>
+        <w:ind w:left="1440" w:hanging="360"/>
+      </w:pPr>
+      <w:rPr>
+        <w:rFonts w:ascii="Courier New" w:hAnsi="Courier New" w:hint="default"/>
+        <w:sz w:val="20"/>
+      </w:rPr>
+    </w:lvl>
+    <w:lvl w:ilvl="2" w:tentative="1">
+      <w:start w:val="1"/>
+      <w:numFmt w:val="bullet"/>
+      <w:lvlText w:val=""/>
+      <w:lvlJc w:val="left"/>
+      <w:pPr>
+        <w:tabs>
+          <w:tab w:val="num" w:pos="2160"/>
+        </w:tabs>
+        <w:ind w:left="2160" w:hanging="360"/>
+      </w:pPr>
+      <w:rPr>
+        <w:rFonts w:ascii="Wingdings" w:hAnsi="Wingdings" w:hint="default"/>
+        <w:sz w:val="20"/>
+      </w:rPr>
+    </w:lvl>
+    <w:lvl w:ilvl="3" w:tentative="1">
+      <w:start w:val="1"/>
+      <w:numFmt w:val="bullet"/>
+      <w:lvlText w:val=""/>
+      <w:lvlJc w:val="left"/>
+      <w:pPr>
+        <w:tabs>
+          <w:tab w:val="num" w:pos="2880"/>
+        </w:tabs>
+        <w:ind w:left="2880" w:hanging="360"/>
+      </w:pPr>
+      <w:rPr>
+        <w:rFonts w:ascii="Wingdings" w:hAnsi="Wingdings" w:hint="default"/>
+        <w:sz w:val="20"/>
+      </w:rPr>
+    </w:lvl>
+    <w:lvl w:ilvl="4" w:tentative="1">
+      <w:start w:val="1"/>
+      <w:numFmt w:val="bullet"/>
+      <w:lvlText w:val=""/>
+      <w:lvlJc w:val="left"/>
+      <w:pPr>
+        <w:tabs>
+          <w:tab w:val="num" w:pos="3600"/>
+        </w:tabs>
+        <w:ind w:left="3600" w:hanging="360"/>
+      </w:pPr>
+      <w:rPr>
+        <w:rFonts w:ascii="Wingdings" w:hAnsi="Wingdings" w:hint="default"/>
+        <w:sz w:val="20"/>
+      </w:rPr>
+    </w:lvl>
+    <w:lvl w:ilvl="5" w:tentative="1">
+      <w:start w:val="1"/>
+      <w:numFmt w:val="bullet"/>
+      <w:lvlText w:val=""/>
+      <w:lvlJc w:val="left"/>
+      <w:pPr>
+        <w:tabs>
+          <w:tab w:val="num" w:pos="4320"/>
+        </w:tabs>
+        <w:ind w:left="4320" w:hanging="360"/>
+      </w:pPr>
+      <w:rPr>
+        <w:rFonts w:ascii="Wingdings" w:hAnsi="Wingdings" w:hint="default"/>
+        <w:sz w:val="20"/>
+      </w:rPr>
+    </w:lvl>
+    <w:lvl w:ilvl="6" w:tentative="1">
+      <w:start w:val="1"/>
+      <w:numFmt w:val="bullet"/>
+      <w:lvlText w:val=""/>
+      <w:lvlJc w:val="left"/>
+      <w:pPr>
+        <w:tabs>
+          <w:tab w:val="num" w:pos="5040"/>
+        </w:tabs>
+        <w:ind w:left="5040" w:hanging="360"/>
+      </w:pPr>
+      <w:rPr>
+        <w:rFonts w:ascii="Wingdings" w:hAnsi="Wingdings" w:hint="default"/>
+        <w:sz w:val="20"/>
+      </w:rPr>
+    </w:lvl>
+    <w:lvl w:ilvl="7" w:tentative="1">
+      <w:start w:val="1"/>
+      <w:numFmt w:val="bullet"/>
+      <w:lvlText w:val=""/>
+      <w:lvlJc w:val="left"/>
+      <w:pPr>
+        <w:tabs>
+          <w:tab w:val="num" w:pos="5760"/>
+        </w:tabs>
+        <w:ind w:left="5760" w:hanging="360"/>
+      </w:pPr>
+      <w:rPr>
+        <w:rFonts w:ascii="Wingdings" w:hAnsi="Wingdings" w:hint="default"/>
+        <w:sz w:val="20"/>
+      </w:rPr>
+    </w:lvl>
+    <w:lvl w:ilvl="8" w:tentative="1">
+      <w:start w:val="1"/>
+      <w:numFmt w:val="bullet"/>
+      <w:lvlText w:val=""/>
+      <w:lvlJc w:val="left"/>
+      <w:pPr>
+        <w:tabs>
+          <w:tab w:val="num" w:pos="6480"/>
+        </w:tabs>
+        <w:ind w:left="6480" w:hanging="360"/>
+      </w:pPr>
+      <w:rPr>
+        <w:rFonts w:ascii="Wingdings" w:hAnsi="Wingdings" w:hint="default"/>
+        <w:sz w:val="20"/>
+      </w:rPr>
+    </w:lvl>
+  </w:abstractNum>
+  <w:abstractNum w:abstractNumId="33" w15:restartNumberingAfterBreak="0">
     <w:nsid w:val="75074DD7"/>
     <w:multiLevelType w:val="multilevel"/>
     <w:tmpl w:val="C9F68BF8"/>
@@ -6929,7 +9578,7 @@
       </w:rPr>
     </w:lvl>
   </w:abstractNum>
-  <w:abstractNum w:abstractNumId="26" w15:restartNumberingAfterBreak="0">
+  <w:abstractNum w:abstractNumId="34" w15:restartNumberingAfterBreak="0">
     <w:nsid w:val="756036EA"/>
     <w:multiLevelType w:val="multilevel"/>
     <w:tmpl w:val="CFAEFF4E"/>
@@ -7078,7 +9727,7 @@
       </w:rPr>
     </w:lvl>
   </w:abstractNum>
-  <w:abstractNum w:abstractNumId="27" w15:restartNumberingAfterBreak="0">
+  <w:abstractNum w:abstractNumId="35" w15:restartNumberingAfterBreak="0">
     <w:nsid w:val="756450AA"/>
     <w:multiLevelType w:val="multilevel"/>
     <w:tmpl w:val="040C001F"/>
@@ -7164,7 +9813,7 @@
       </w:pPr>
     </w:lvl>
   </w:abstractNum>
-  <w:abstractNum w:abstractNumId="28" w15:restartNumberingAfterBreak="0">
+  <w:abstractNum w:abstractNumId="36" w15:restartNumberingAfterBreak="0">
     <w:nsid w:val="7C021EE2"/>
     <w:multiLevelType w:val="multilevel"/>
     <w:tmpl w:val="1A023D16"/>
@@ -7313,7 +9962,7 @@
       </w:rPr>
     </w:lvl>
   </w:abstractNum>
-  <w:abstractNum w:abstractNumId="29" w15:restartNumberingAfterBreak="0">
+  <w:abstractNum w:abstractNumId="37" w15:restartNumberingAfterBreak="0">
     <w:nsid w:val="7D9A4F83"/>
     <w:multiLevelType w:val="multilevel"/>
     <w:tmpl w:val="040C001F"/>
@@ -7400,94 +10049,118 @@
     </w:lvl>
   </w:abstractNum>
   <w:num w:numId="1" w16cid:durableId="1149131115">
-    <w:abstractNumId w:val="3"/>
+    <w:abstractNumId w:val="6"/>
   </w:num>
   <w:num w:numId="2" w16cid:durableId="1151797264">
+    <w:abstractNumId w:val="13"/>
+  </w:num>
+  <w:num w:numId="3" w16cid:durableId="1759784933">
+    <w:abstractNumId w:val="36"/>
+  </w:num>
+  <w:num w:numId="4" w16cid:durableId="1670520888">
     <w:abstractNumId w:val="9"/>
   </w:num>
-  <w:num w:numId="3" w16cid:durableId="1759784933">
-    <w:abstractNumId w:val="28"/>
+  <w:num w:numId="5" w16cid:durableId="1828394972">
+    <w:abstractNumId w:val="20"/>
   </w:num>
-  <w:num w:numId="4" w16cid:durableId="1670520888">
-    <w:abstractNumId w:val="5"/>
+  <w:num w:numId="6" w16cid:durableId="727343885">
+    <w:abstractNumId w:val="2"/>
   </w:num>
-  <w:num w:numId="5" w16cid:durableId="1828394972">
+  <w:num w:numId="7" w16cid:durableId="767122378">
+    <w:abstractNumId w:val="18"/>
+  </w:num>
+  <w:num w:numId="8" w16cid:durableId="1615552984">
+    <w:abstractNumId w:val="12"/>
+  </w:num>
+  <w:num w:numId="9" w16cid:durableId="1708986566">
+    <w:abstractNumId w:val="30"/>
+  </w:num>
+  <w:num w:numId="10" w16cid:durableId="185868424">
+    <w:abstractNumId w:val="15"/>
+  </w:num>
+  <w:num w:numId="11" w16cid:durableId="782578390">
+    <w:abstractNumId w:val="19"/>
+  </w:num>
+  <w:num w:numId="12" w16cid:durableId="85154600">
+    <w:abstractNumId w:val="34"/>
+  </w:num>
+  <w:num w:numId="13" w16cid:durableId="1284577236">
+    <w:abstractNumId w:val="17"/>
+  </w:num>
+  <w:num w:numId="14" w16cid:durableId="1425615507">
+    <w:abstractNumId w:val="14"/>
+  </w:num>
+  <w:num w:numId="15" w16cid:durableId="248924964">
+    <w:abstractNumId w:val="33"/>
+  </w:num>
+  <w:num w:numId="16" w16cid:durableId="1155144597">
+    <w:abstractNumId w:val="7"/>
+  </w:num>
+  <w:num w:numId="17" w16cid:durableId="2074305270">
+    <w:abstractNumId w:val="24"/>
+  </w:num>
+  <w:num w:numId="18" w16cid:durableId="133065739">
+    <w:abstractNumId w:val="27"/>
+  </w:num>
+  <w:num w:numId="19" w16cid:durableId="1306204310">
+    <w:abstractNumId w:val="11"/>
+  </w:num>
+  <w:num w:numId="20" w16cid:durableId="764612954">
+    <w:abstractNumId w:val="22"/>
+  </w:num>
+  <w:num w:numId="21" w16cid:durableId="264774697">
+    <w:abstractNumId w:val="21"/>
+  </w:num>
+  <w:num w:numId="22" w16cid:durableId="1050227562">
+    <w:abstractNumId w:val="31"/>
+  </w:num>
+  <w:num w:numId="23" w16cid:durableId="750276485">
+    <w:abstractNumId w:val="26"/>
+  </w:num>
+  <w:num w:numId="24" w16cid:durableId="374276997">
     <w:abstractNumId w:val="16"/>
   </w:num>
-  <w:num w:numId="6" w16cid:durableId="727343885">
-    <w:abstractNumId w:val="1"/>
+  <w:num w:numId="25" w16cid:durableId="1171413441">
+    <w:abstractNumId w:val="4"/>
   </w:num>
-  <w:num w:numId="7" w16cid:durableId="767122378">
-    <w:abstractNumId w:val="14"/>
+  <w:num w:numId="26" w16cid:durableId="1271665708">
+    <w:abstractNumId w:val="37"/>
   </w:num>
-  <w:num w:numId="8" w16cid:durableId="1615552984">
-    <w:abstractNumId w:val="8"/>
+  <w:num w:numId="27" w16cid:durableId="787970696">
+    <w:abstractNumId w:val="35"/>
   </w:num>
-  <w:num w:numId="9" w16cid:durableId="1708986566">
+  <w:num w:numId="28" w16cid:durableId="422919587">
     <w:abstractNumId w:val="23"/>
   </w:num>
-  <w:num w:numId="10" w16cid:durableId="185868424">
-    <w:abstractNumId w:val="11"/>
-  </w:num>
-  <w:num w:numId="11" w16cid:durableId="782578390">
-    <w:abstractNumId w:val="15"/>
-  </w:num>
-  <w:num w:numId="12" w16cid:durableId="85154600">
-    <w:abstractNumId w:val="26"/>
-  </w:num>
-  <w:num w:numId="13" w16cid:durableId="1284577236">
-    <w:abstractNumId w:val="13"/>
-  </w:num>
-  <w:num w:numId="14" w16cid:durableId="1425615507">
+  <w:num w:numId="29" w16cid:durableId="1499030738">
     <w:abstractNumId w:val="10"/>
-  </w:num>
-  <w:num w:numId="15" w16cid:durableId="248924964">
-    <w:abstractNumId w:val="25"/>
-  </w:num>
-  <w:num w:numId="16" w16cid:durableId="1155144597">
-    <w:abstractNumId w:val="4"/>
-  </w:num>
-  <w:num w:numId="17" w16cid:durableId="2074305270">
-    <w:abstractNumId w:val="20"/>
-  </w:num>
-  <w:num w:numId="18" w16cid:durableId="133065739">
-    <w:abstractNumId w:val="22"/>
-  </w:num>
-  <w:num w:numId="19" w16cid:durableId="1306204310">
-    <w:abstractNumId w:val="7"/>
-  </w:num>
-  <w:num w:numId="20" w16cid:durableId="764612954">
-    <w:abstractNumId w:val="18"/>
-  </w:num>
-  <w:num w:numId="21" w16cid:durableId="264774697">
-    <w:abstractNumId w:val="17"/>
-  </w:num>
-  <w:num w:numId="22" w16cid:durableId="1050227562">
-    <w:abstractNumId w:val="24"/>
-  </w:num>
-  <w:num w:numId="23" w16cid:durableId="750276485">
-    <w:abstractNumId w:val="21"/>
-  </w:num>
-  <w:num w:numId="24" w16cid:durableId="374276997">
-    <w:abstractNumId w:val="12"/>
-  </w:num>
-  <w:num w:numId="25" w16cid:durableId="1171413441">
-    <w:abstractNumId w:val="2"/>
-  </w:num>
-  <w:num w:numId="26" w16cid:durableId="1271665708">
-    <w:abstractNumId w:val="29"/>
-  </w:num>
-  <w:num w:numId="27" w16cid:durableId="787970696">
-    <w:abstractNumId w:val="27"/>
-  </w:num>
-  <w:num w:numId="28" w16cid:durableId="422919587">
-    <w:abstractNumId w:val="19"/>
-  </w:num>
-  <w:num w:numId="29" w16cid:durableId="1499030738">
-    <w:abstractNumId w:val="6"/>
   </w:num>
   <w:num w:numId="30" w16cid:durableId="1271936069">
     <w:abstractNumId w:val="0"/>
+  </w:num>
+  <w:num w:numId="31" w16cid:durableId="2008550662">
+    <w:abstractNumId w:val="32"/>
+  </w:num>
+  <w:num w:numId="32" w16cid:durableId="611321378">
+    <w:abstractNumId w:val="25"/>
+  </w:num>
+  <w:num w:numId="33" w16cid:durableId="2041467685">
+    <w:abstractNumId w:val="29"/>
+  </w:num>
+  <w:num w:numId="34" w16cid:durableId="1012801885">
+    <w:abstractNumId w:val="1"/>
+  </w:num>
+  <w:num w:numId="35" w16cid:durableId="250042310">
+    <w:abstractNumId w:val="5"/>
+  </w:num>
+  <w:num w:numId="36" w16cid:durableId="419180344">
+    <w:abstractNumId w:val="8"/>
+  </w:num>
+  <w:num w:numId="37" w16cid:durableId="596062884">
+    <w:abstractNumId w:val="28"/>
+  </w:num>
+  <w:num w:numId="38" w16cid:durableId="1656377431">
+    <w:abstractNumId w:val="3"/>
   </w:num>
 </w:numbering>
 </file>
@@ -7890,7 +10563,7 @@
   <w:style w:type="paragraph" w:default="1" w:styleId="Normal">
     <w:name w:val="Normal"/>
     <w:qFormat/>
-    <w:rsid w:val="002155AB"/>
+    <w:rsid w:val="00AE5348"/>
   </w:style>
   <w:style w:type="paragraph" w:styleId="Titre1">
     <w:name w:val="heading 1"/>
@@ -8094,7 +10767,6 @@
   <w:style w:type="character" w:default="1" w:styleId="Policepardfaut">
     <w:name w:val="Default Paragraph Font"/>
     <w:uiPriority w:val="1"/>
-    <w:semiHidden/>
     <w:unhideWhenUsed/>
   </w:style>
   <w:style w:type="table" w:default="1" w:styleId="TableauNormal">
